--- a/docs/ecostats_lectures/lecture_07/07_01_lecture_powerpoint.docx
+++ b/docs/ecostats_lectures/lecture_07/07_01_lecture_powerpoint.docx
@@ -1213,7 +1213,7 @@
       <w:r>
         <w:drawing>
           <wp:inline>
-            <wp:extent cx="5943600" cy="5943600"/>
+            <wp:extent cx="6578600" cy="6578600"/>
             <wp:effectExtent b="0" l="0" r="0" t="0"/>
             <wp:docPr descr="" title="" id="43" name="Picture"/>
             <a:graphic>
@@ -1234,7 +1234,7 @@
                   <pic:spPr bwMode="auto">
                     <a:xfrm>
                       <a:off x="0" y="0"/>
-                      <a:ext cx="5943600" cy="5943600"/>
+                      <a:ext cx="6578600" cy="6578600"/>
                     </a:xfrm>
                     <a:prstGeom prst="rect">
                       <a:avLst/>
@@ -1642,7 +1642,7 @@
       <w:r>
         <w:drawing>
           <wp:inline>
-            <wp:extent cx="5943600" cy="4754880"/>
+            <wp:extent cx="6578600" cy="5262880"/>
             <wp:effectExtent b="0" l="0" r="0" t="0"/>
             <wp:docPr descr="" title="" id="48" name="Picture"/>
             <a:graphic>
@@ -1663,7 +1663,7 @@
                   <pic:spPr bwMode="auto">
                     <a:xfrm>
                       <a:off x="0" y="0"/>
-                      <a:ext cx="5943600" cy="4754880"/>
+                      <a:ext cx="6578600" cy="5262880"/>
                     </a:xfrm>
                     <a:prstGeom prst="rect">
                       <a:avLst/>
@@ -1826,7 +1826,7 @@
       <w:r>
         <w:drawing>
           <wp:inline>
-            <wp:extent cx="5943600" cy="4754880"/>
+            <wp:extent cx="6578600" cy="5262880"/>
             <wp:effectExtent b="0" l="0" r="0" t="0"/>
             <wp:docPr descr="" title="" id="52" name="Picture"/>
             <a:graphic>
@@ -1847,7 +1847,7 @@
                   <pic:spPr bwMode="auto">
                     <a:xfrm>
                       <a:off x="0" y="0"/>
-                      <a:ext cx="5943600" cy="4754880"/>
+                      <a:ext cx="6578600" cy="5262880"/>
                     </a:xfrm>
                     <a:prstGeom prst="rect">
                       <a:avLst/>
@@ -1985,7 +1985,7 @@
       <w:r>
         <w:drawing>
           <wp:inline>
-            <wp:extent cx="5943600" cy="4754880"/>
+            <wp:extent cx="6578600" cy="5262880"/>
             <wp:effectExtent b="0" l="0" r="0" t="0"/>
             <wp:docPr descr="" title="" id="56" name="Picture"/>
             <a:graphic>
@@ -2006,7 +2006,7 @@
                   <pic:spPr bwMode="auto">
                     <a:xfrm>
                       <a:off x="0" y="0"/>
-                      <a:ext cx="5943600" cy="4754880"/>
+                      <a:ext cx="6578600" cy="5262880"/>
                     </a:xfrm>
                     <a:prstGeom prst="rect">
                       <a:avLst/>
@@ -2090,7 +2090,7 @@
       <w:r>
         <w:drawing>
           <wp:inline>
-            <wp:extent cx="5943600" cy="4754880"/>
+            <wp:extent cx="6578600" cy="5262880"/>
             <wp:effectExtent b="0" l="0" r="0" t="0"/>
             <wp:docPr descr="" title="" id="60" name="Picture"/>
             <a:graphic>
@@ -2111,7 +2111,7 @@
                   <pic:spPr bwMode="auto">
                     <a:xfrm>
                       <a:off x="0" y="0"/>
-                      <a:ext cx="5943600" cy="4754880"/>
+                      <a:ext cx="6578600" cy="5262880"/>
                     </a:xfrm>
                     <a:prstGeom prst="rect">
                       <a:avLst/>
@@ -2365,7 +2365,7 @@
       <w:r>
         <w:drawing>
           <wp:inline>
-            <wp:extent cx="5943600" cy="4754880"/>
+            <wp:extent cx="6578600" cy="5262880"/>
             <wp:effectExtent b="0" l="0" r="0" t="0"/>
             <wp:docPr descr="" title="" id="69" name="Picture"/>
             <a:graphic>
@@ -2386,7 +2386,7 @@
                   <pic:spPr bwMode="auto">
                     <a:xfrm>
                       <a:off x="0" y="0"/>
-                      <a:ext cx="5943600" cy="4754880"/>
+                      <a:ext cx="6578600" cy="5262880"/>
                     </a:xfrm>
                     <a:prstGeom prst="rect">
                       <a:avLst/>
@@ -3000,7 +3000,7 @@
       <w:r>
         <w:drawing>
           <wp:inline>
-            <wp:extent cx="5943600" cy="4754880"/>
+            <wp:extent cx="6578600" cy="5262880"/>
             <wp:effectExtent b="0" l="0" r="0" t="0"/>
             <wp:docPr descr="" title="" id="76" name="Picture"/>
             <a:graphic>
@@ -3021,7 +3021,7 @@
                   <pic:spPr bwMode="auto">
                     <a:xfrm>
                       <a:off x="0" y="0"/>
-                      <a:ext cx="5943600" cy="4754880"/>
+                      <a:ext cx="6578600" cy="5262880"/>
                     </a:xfrm>
                     <a:prstGeom prst="rect">
                       <a:avLst/>
@@ -4448,7 +4448,7 @@
     <w:bookmarkEnd w:id="95"/>
     <w:sectPr>
       <w:pgSz w:h="15840" w:w="12240"/>
-      <w:pgMar w:bottom="1440" w:footer="720" w:gutter="0" w:header="720" w:left="1440" w:right="1440" w:top="1440"/>
+      <w:pgMar w:bottom="720" w:footer="720" w:gutter="0" w:header="720" w:left="1152" w:right="720" w:top="720"/>
       <w:cols w:space="720"/>
       <w:docGrid w:linePitch="360"/>
     </w:sectPr>
@@ -5718,7 +5718,7 @@
     <w:basedOn w:val="Normal"/>
     <w:next w:val="Normal"/>
     <w:qFormat/>
-    <w:rsid w:val="00BC28E9"/>
+    <w:rsid w:val="00B86ADC"/>
     <w:pPr>
       <w:pBdr>
         <w:top w:color="FF0000" w:space="1" w:sz="8" w:val="single"/>
@@ -5732,14 +5732,14 @@
     </w:pPr>
     <w:rPr>
       <w:rFonts w:ascii="Courier New" w:hAnsi="Courier New"/>
-      <w:sz w:val="18"/>
+      <w:sz w:val="16"/>
     </w:rPr>
   </w:style>
   <w:style w:customStyle="1" w:styleId="SourceCode" w:type="paragraph">
     <w:name w:val="Source Code"/>
     <w:basedOn w:val="Normal"/>
     <w:qFormat/>
-    <w:rsid w:val="00771E03"/>
+    <w:rsid w:val="0018210C"/>
     <w:pPr>
       <w:pBdr>
         <w:top w:color="auto" w:space="1" w:sz="8" w:val="single"/>
@@ -5747,20 +5747,20 @@
         <w:bottom w:color="auto" w:space="1" w:sz="8" w:val="single"/>
         <w:right w:color="auto" w:space="4" w:sz="8" w:val="single"/>
       </w:pBdr>
-      <w:shd w:color="auto" w:fill="auto" w:val="pct15"/>
+      <w:shd w:color="auto" w:fill="auto" w:val="pct5"/>
       <w:spacing w:after="240" w:before="240"/>
       <w:ind w:left="432" w:right="432"/>
     </w:pPr>
     <w:rPr>
       <w:rFonts w:ascii="Courier New" w:hAnsi="Courier New"/>
-      <w:sz w:val="20"/>
+      <w:sz w:val="15"/>
     </w:rPr>
   </w:style>
   <w:style w:customStyle="1" w:styleId="Verbatim" w:type="paragraph">
     <w:name w:val="Verbatim"/>
     <w:basedOn w:val="Normal"/>
     <w:qFormat/>
-    <w:rsid w:val="00771E03"/>
+    <w:rsid w:val="0018210C"/>
     <w:pPr>
       <w:shd w:color="auto" w:fill="auto" w:val="pct15"/>
       <w:spacing w:after="240" w:before="240"/>
@@ -5768,7 +5768,7 @@
     </w:pPr>
     <w:rPr>
       <w:rFonts w:ascii="Courier New" w:hAnsi="Courier New"/>
-      <w:sz w:val="18"/>
+      <w:sz w:val="16"/>
     </w:rPr>
   </w:style>
   <w:style w:customStyle="1" w:styleId="CodeBlock" w:type="paragraph">
@@ -5811,6 +5811,11 @@
     <w:pPr>
       <w:spacing w:after="100"/>
     </w:pPr>
+  </w:style>
+  <w:style w:customStyle="1" w:styleId="Graphic" w:type="paragraph">
+    <w:name w:val="Graphic"/>
+    <w:qFormat/>
+    <w:rsid w:val="00735D8A"/>
   </w:style>
   <w:style w:type="character" w:customStyle="1" w:styleId="KeywordTok">
     <w:name w:val="KeywordTok"/>

--- a/docs/ecostats_lectures/lecture_07/07_01_lecture_powerpoint.docx
+++ b/docs/ecostats_lectures/lecture_07/07_01_lecture_powerpoint.docx
@@ -209,7 +209,13 @@
         <w:pStyle w:val="FirstParagraph"/>
       </w:pPr>
       <w:r>
-        <w:t xml:space="preserve">Lets work with the Lake Trout data as the weights are pretty cool and the assumptions may or may not hold</w:t>
+        <w:t xml:space="preserve">Lets work with the Lake Trout data as the weights are pretty cool and</w:t>
+      </w:r>
+      <w:r>
+        <w:t xml:space="preserve"> </w:t>
+      </w:r>
+      <w:r>
+        <w:t xml:space="preserve">the assumptions may or may not hold</w:t>
       </w:r>
     </w:p>
     <w:p>
@@ -217,7 +223,13 @@
         <w:pStyle w:val="BodyText"/>
       </w:pPr>
       <w:r>
-        <w:t xml:space="preserve">This is easily translated into any of the other dataframes you might want to use</w:t>
+        <w:t xml:space="preserve">This is easily translated into any of the other dataframes you might</w:t>
+      </w:r>
+      <w:r>
+        <w:t xml:space="preserve"> </w:t>
+      </w:r>
+      <w:r>
+        <w:t xml:space="preserve">want to use</w:t>
       </w:r>
     </w:p>
     <w:p>
@@ -235,7 +247,7 @@
       <w:r>
         <w:drawing>
           <wp:inline>
-            <wp:extent cx="2857500" cy="1905000"/>
+            <wp:extent cx="4029075" cy="1257300"/>
             <wp:effectExtent b="0" l="0" r="0" t="0"/>
             <wp:docPr descr="" title="" id="25" name="Picture"/>
             <a:graphic>
@@ -256,7 +268,7 @@
                   <pic:spPr bwMode="auto">
                     <a:xfrm>
                       <a:off x="0" y="0"/>
-                      <a:ext cx="2857500" cy="1905000"/>
+                      <a:ext cx="4029075" cy="1257300"/>
                     </a:xfrm>
                     <a:prstGeom prst="rect">
                       <a:avLst/>
@@ -650,7 +662,13 @@
         </w:numPr>
       </w:pPr>
       <w:r>
-        <w:t xml:space="preserve">specify/assume probability distribution from which parameters came</w:t>
+        <w:t xml:space="preserve">specify/assume probability distribution from which parameters</w:t>
+      </w:r>
+      <w:r>
+        <w:t xml:space="preserve"> </w:t>
+      </w:r>
+      <w:r>
+        <w:t xml:space="preserve">came</w:t>
       </w:r>
     </w:p>
     <w:p>
@@ -823,7 +841,13 @@
         </w:numPr>
       </w:pPr>
       <w:r>
-        <w:t xml:space="preserve">Most parametric tests robust to mild/moderate violations of below assumptions</w:t>
+        <w:t xml:space="preserve">Most parametric tests robust to mild/moderate violations of below</w:t>
+      </w:r>
+      <w:r>
+        <w:t xml:space="preserve"> </w:t>
+      </w:r>
+      <w:r>
+        <w:t xml:space="preserve">assumptions</w:t>
       </w:r>
     </w:p>
     <w:p>
@@ -957,7 +981,13 @@
         </w:numPr>
       </w:pPr>
       <w:r>
-        <w:t xml:space="preserve">samples are randomly collected from populations; part of experimental design</w:t>
+        <w:t xml:space="preserve">samples are randomly collected from populations; part of</w:t>
+      </w:r>
+      <w:r>
+        <w:t xml:space="preserve"> </w:t>
+      </w:r>
+      <w:r>
+        <w:t xml:space="preserve">experimental design</w:t>
       </w:r>
     </w:p>
     <w:p>
@@ -1103,7 +1133,13 @@
         <w:t xml:space="preserve"> </w:t>
       </w:r>
       <w:r>
-        <w:t xml:space="preserve">as if we were going to do a one sample T Test</w:t>
+        <w:t xml:space="preserve">as if we were going to do a</w:t>
+      </w:r>
+      <w:r>
+        <w:t xml:space="preserve"> </w:t>
+      </w:r>
+      <w:r>
+        <w:t xml:space="preserve">one sample T Test</w:t>
       </w:r>
     </w:p>
     <w:p>
@@ -1213,7 +1249,7 @@
       <w:r>
         <w:drawing>
           <wp:inline>
-            <wp:extent cx="6578600" cy="6578600"/>
+            <wp:extent cx="4572000" cy="4572000"/>
             <wp:effectExtent b="0" l="0" r="0" t="0"/>
             <wp:docPr descr="" title="" id="43" name="Picture"/>
             <a:graphic>
@@ -1234,7 +1270,7 @@
                   <pic:spPr bwMode="auto">
                     <a:xfrm>
                       <a:off x="0" y="0"/>
-                      <a:ext cx="6578600" cy="6578600"/>
+                      <a:ext cx="4572000" cy="4572000"/>
                     </a:xfrm>
                     <a:prstGeom prst="rect">
                       <a:avLst/>
@@ -1338,7 +1374,13 @@
         <w:t xml:space="preserve"> </w:t>
       </w:r>
       <w:r>
-        <w:t xml:space="preserve">as if we were going to do a one sample T Test</w:t>
+        <w:t xml:space="preserve">as if we were going to do a</w:t>
+      </w:r>
+      <w:r>
+        <w:t xml:space="preserve"> </w:t>
+      </w:r>
+      <w:r>
+        <w:t xml:space="preserve">one sample T Test</w:t>
       </w:r>
     </w:p>
     <w:p>
@@ -1566,7 +1608,13 @@
         <w:pStyle w:val="FirstParagraph"/>
       </w:pPr>
       <w:r>
-        <w:t xml:space="preserve">Equal variance: samples are from populations with similar degree of variability</w:t>
+        <w:t xml:space="preserve">Equal variance: samples are from populations with similar degree of</w:t>
+      </w:r>
+      <w:r>
+        <w:t xml:space="preserve"> </w:t>
+      </w:r>
+      <w:r>
+        <w:t xml:space="preserve">variability</w:t>
       </w:r>
     </w:p>
     <w:p>
@@ -1642,7 +1690,7 @@
       <w:r>
         <w:drawing>
           <wp:inline>
-            <wp:extent cx="6578600" cy="5262880"/>
+            <wp:extent cx="4572000" cy="3657600"/>
             <wp:effectExtent b="0" l="0" r="0" t="0"/>
             <wp:docPr descr="" title="" id="48" name="Picture"/>
             <a:graphic>
@@ -1663,7 +1711,7 @@
                   <pic:spPr bwMode="auto">
                     <a:xfrm>
                       <a:off x="0" y="0"/>
-                      <a:ext cx="6578600" cy="5262880"/>
+                      <a:ext cx="4572000" cy="3657600"/>
                     </a:xfrm>
                     <a:prstGeom prst="rect">
                       <a:avLst/>
@@ -1773,7 +1821,13 @@
         <w:t xml:space="preserve"> </w:t>
       </w:r>
       <w:r>
-        <w:t xml:space="preserve">values that are very different from rest of sample</w:t>
+        <w:t xml:space="preserve">values that are very different from rest</w:t>
+      </w:r>
+      <w:r>
+        <w:t xml:space="preserve"> </w:t>
+      </w:r>
+      <w:r>
+        <w:t xml:space="preserve">of sample</w:t>
       </w:r>
     </w:p>
     <w:p>
@@ -1826,7 +1880,7 @@
       <w:r>
         <w:drawing>
           <wp:inline>
-            <wp:extent cx="6578600" cy="5262880"/>
+            <wp:extent cx="4572000" cy="3657600"/>
             <wp:effectExtent b="0" l="0" r="0" t="0"/>
             <wp:docPr descr="" title="" id="52" name="Picture"/>
             <a:graphic>
@@ -1847,7 +1901,7 @@
                   <pic:spPr bwMode="auto">
                     <a:xfrm>
                       <a:off x="0" y="0"/>
-                      <a:ext cx="6578600" cy="5262880"/>
+                      <a:ext cx="4572000" cy="3657600"/>
                     </a:xfrm>
                     <a:prstGeom prst="rect">
                       <a:avLst/>
@@ -1953,7 +2007,35 @@
           <w:i/>
           <w:iCs/>
         </w:rPr>
-        <w:t xml:space="preserve">when distribution not normal and/or outliers are present (but both groups should still have similar distributions and ~equal variance)</w:t>
+        <w:t xml:space="preserve">when distribution not normal and/or</w:t>
+      </w:r>
+      <w:r>
+        <w:rPr>
+          <w:i/>
+          <w:iCs/>
+        </w:rPr>
+        <w:t xml:space="preserve"> </w:t>
+      </w:r>
+      <w:r>
+        <w:rPr>
+          <w:i/>
+          <w:iCs/>
+        </w:rPr>
+        <w:t xml:space="preserve">outliers are present (but both groups should still have similar</w:t>
+      </w:r>
+      <w:r>
+        <w:rPr>
+          <w:i/>
+          <w:iCs/>
+        </w:rPr>
+        <w:t xml:space="preserve"> </w:t>
+      </w:r>
+      <w:r>
+        <w:rPr>
+          <w:i/>
+          <w:iCs/>
+        </w:rPr>
+        <w:t xml:space="preserve">distributions and ~equal variance)</w:t>
       </w:r>
     </w:p>
     <w:p>
@@ -1975,7 +2057,35 @@
           <w:i/>
           <w:iCs/>
         </w:rPr>
-        <w:t xml:space="preserve">when distribution not normal (but both groups should still have similar distributions and ~equal variance)</w:t>
+        <w:t xml:space="preserve">when distribution not normal</w:t>
+      </w:r>
+      <w:r>
+        <w:rPr>
+          <w:i/>
+          <w:iCs/>
+        </w:rPr>
+        <w:t xml:space="preserve"> </w:t>
+      </w:r>
+      <w:r>
+        <w:rPr>
+          <w:i/>
+          <w:iCs/>
+        </w:rPr>
+        <w:t xml:space="preserve">(but both groups should still have similar distributions and</w:t>
+      </w:r>
+      <w:r>
+        <w:rPr>
+          <w:i/>
+          <w:iCs/>
+        </w:rPr>
+        <w:t xml:space="preserve"> </w:t>
+      </w:r>
+      <w:r>
+        <w:rPr>
+          <w:i/>
+          <w:iCs/>
+        </w:rPr>
+        <w:t xml:space="preserve">~equal variance)</w:t>
       </w:r>
     </w:p>
     <w:p>
@@ -1985,7 +2095,7 @@
       <w:r>
         <w:drawing>
           <wp:inline>
-            <wp:extent cx="6578600" cy="5262880"/>
+            <wp:extent cx="4572000" cy="3657600"/>
             <wp:effectExtent b="0" l="0" r="0" t="0"/>
             <wp:docPr descr="" title="" id="56" name="Picture"/>
             <a:graphic>
@@ -2006,7 +2116,7 @@
                   <pic:spPr bwMode="auto">
                     <a:xfrm>
                       <a:off x="0" y="0"/>
-                      <a:ext cx="6578600" cy="5262880"/>
+                      <a:ext cx="4572000" cy="3657600"/>
                     </a:xfrm>
                     <a:prstGeom prst="rect">
                       <a:avLst/>
@@ -2080,7 +2190,13 @@
         </w:numPr>
       </w:pPr>
       <w:r>
-        <w:t xml:space="preserve">Deviation from normal can be detected as deviation from straight line</w:t>
+        <w:t xml:space="preserve">Deviation from normal can be detected as deviation from straight</w:t>
+      </w:r>
+      <w:r>
+        <w:t xml:space="preserve"> </w:t>
+      </w:r>
+      <w:r>
+        <w:t xml:space="preserve">line</w:t>
       </w:r>
     </w:p>
     <w:p>
@@ -2090,7 +2206,7 @@
       <w:r>
         <w:drawing>
           <wp:inline>
-            <wp:extent cx="6578600" cy="5262880"/>
+            <wp:extent cx="4572000" cy="3657600"/>
             <wp:effectExtent b="0" l="0" r="0" t="0"/>
             <wp:docPr descr="" title="" id="60" name="Picture"/>
             <a:graphic>
@@ -2111,7 +2227,7 @@
                   <pic:spPr bwMode="auto">
                     <a:xfrm>
                       <a:off x="0" y="0"/>
-                      <a:ext cx="6578600" cy="5262880"/>
+                      <a:ext cx="4572000" cy="3657600"/>
                     </a:xfrm>
                     <a:prstGeom prst="rect">
                       <a:avLst/>
@@ -2161,7 +2277,13 @@
         <w:t xml:space="preserve"> </w:t>
       </w:r>
       <w:r>
-        <w:t xml:space="preserve">to meet assumptions of parametric tests</w:t>
+        <w:t xml:space="preserve">to meet</w:t>
+      </w:r>
+      <w:r>
+        <w:t xml:space="preserve"> </w:t>
+      </w:r>
+      <w:r>
+        <w:t xml:space="preserve">assumptions of parametric tests</w:t>
       </w:r>
     </w:p>
     <w:p>
@@ -2331,7 +2453,13 @@
         </w:numPr>
       </w:pPr>
       <w:r>
-        <w:t xml:space="preserve">Robust to violation of equal variance assumption, deals better with unequal sample size</w:t>
+        <w:t xml:space="preserve">Robust to violation of equal variance assumption, deals better</w:t>
+      </w:r>
+      <w:r>
+        <w:t xml:space="preserve"> </w:t>
+      </w:r>
+      <w:r>
+        <w:t xml:space="preserve">with unequal sample size</w:t>
       </w:r>
     </w:p>
     <w:p>
@@ -2355,7 +2483,13 @@
         </w:numPr>
       </w:pPr>
       <w:r>
-        <w:t xml:space="preserve">Calculates a t statistic but recalculates df based on samples sizes and s</w:t>
+        <w:t xml:space="preserve">Calculates a t statistic but recalculates df based on samples</w:t>
+      </w:r>
+      <w:r>
+        <w:t xml:space="preserve"> </w:t>
+      </w:r>
+      <w:r>
+        <w:t xml:space="preserve">sizes and s</w:t>
       </w:r>
     </w:p>
     <w:p>
@@ -2365,7 +2499,7 @@
       <w:r>
         <w:drawing>
           <wp:inline>
-            <wp:extent cx="6578600" cy="5262880"/>
+            <wp:extent cx="4572000" cy="3657600"/>
             <wp:effectExtent b="0" l="0" r="0" t="0"/>
             <wp:docPr descr="" title="" id="69" name="Picture"/>
             <a:graphic>
@@ -2386,7 +2520,7 @@
                   <pic:spPr bwMode="auto">
                     <a:xfrm>
                       <a:off x="0" y="0"/>
-                      <a:ext cx="6578600" cy="5262880"/>
+                      <a:ext cx="4572000" cy="3657600"/>
                     </a:xfrm>
                     <a:prstGeom prst="rect">
                       <a:avLst/>
@@ -2712,7 +2846,13 @@
         </w:numPr>
       </w:pPr>
       <w:r>
-        <w:t xml:space="preserve">Ranks of data: observations assigned ranks, sums (and signs for paired tests) of ranks for groups compared</w:t>
+        <w:t xml:space="preserve">Ranks of data: observations assigned ranks, sums (and signs for</w:t>
+      </w:r>
+      <w:r>
+        <w:t xml:space="preserve"> </w:t>
+      </w:r>
+      <w:r>
+        <w:t xml:space="preserve">paired tests) of ranks for groups compared</w:t>
       </w:r>
     </w:p>
     <w:p>
@@ -2733,7 +2873,13 @@
         <w:t xml:space="preserve"> </w:t>
       </w:r>
       <w:r>
-        <w:t xml:space="preserve">common alternative to independent samples t-test</w:t>
+        <w:t xml:space="preserve">common alternative to independent samples</w:t>
+      </w:r>
+      <w:r>
+        <w:t xml:space="preserve"> </w:t>
+      </w:r>
+      <w:r>
+        <w:t xml:space="preserve">t-test</w:t>
       </w:r>
     </w:p>
     <w:p>
@@ -2787,7 +2933,13 @@
         </w:numPr>
       </w:pPr>
       <w:r>
-        <w:t xml:space="preserve">Best when normality assumption can not be met by transformation (weird distribution) or large outliers</w:t>
+        <w:t xml:space="preserve">Best when normality assumption can not be met by transformation</w:t>
+      </w:r>
+      <w:r>
+        <w:t xml:space="preserve"> </w:t>
+      </w:r>
+      <w:r>
+        <w:t xml:space="preserve">(weird distribution) or large outliers</w:t>
       </w:r>
     </w:p>
     <w:bookmarkEnd w:id="73"/>
@@ -2884,7 +3036,13 @@
         </w:numPr>
       </w:pPr>
       <w:r>
-        <w:t xml:space="preserve">Resampling allows parameter estimation when distribution unknown, including SEs and CIs of statistics (means, medians)</w:t>
+        <w:t xml:space="preserve">Resampling allows parameter estimation when distribution unknown,</w:t>
+      </w:r>
+      <w:r>
+        <w:t xml:space="preserve"> </w:t>
+      </w:r>
+      <w:r>
+        <w:t xml:space="preserve">including SEs and CIs of statistics (means, medians)</w:t>
       </w:r>
     </w:p>
     <w:p>
@@ -2895,7 +3053,13 @@
         </w:numPr>
       </w:pPr>
       <w:r>
-        <w:t xml:space="preserve">Common approach is bootstrap: resample sample with replacement many times, recalculate sample stats</w:t>
+        <w:t xml:space="preserve">Common approach is bootstrap: resample sample with replacement many</w:t>
+      </w:r>
+      <w:r>
+        <w:t xml:space="preserve"> </w:t>
+      </w:r>
+      <w:r>
+        <w:t xml:space="preserve">times, recalculate sample stats</w:t>
       </w:r>
     </w:p>
     <w:p>
@@ -3000,7 +3164,7 @@
       <w:r>
         <w:drawing>
           <wp:inline>
-            <wp:extent cx="6578600" cy="5262880"/>
+            <wp:extent cx="4572000" cy="3657600"/>
             <wp:effectExtent b="0" l="0" r="0" t="0"/>
             <wp:docPr descr="" title="" id="76" name="Picture"/>
             <a:graphic>
@@ -3021,7 +3185,7 @@
                   <pic:spPr bwMode="auto">
                     <a:xfrm>
                       <a:off x="0" y="0"/>
-                      <a:ext cx="6578600" cy="5262880"/>
+                      <a:ext cx="4572000" cy="3657600"/>
                     </a:xfrm>
                     <a:prstGeom prst="rect">
                       <a:avLst/>
@@ -3059,7 +3223,13 @@
         </w:numPr>
       </w:pPr>
       <w:r>
-        <w:t xml:space="preserve">Randomly reshuffle observations between groups (keeping n~NE 12~=323 and n</w:t>
+        <w:t xml:space="preserve">Randomly reshuffle observations between groups (keeping n~NE</w:t>
+      </w:r>
+      <w:r>
+        <w:t xml:space="preserve"> </w:t>
+      </w:r>
+      <w:r>
+        <w:t xml:space="preserve">12~=323 and n</w:t>
       </w:r>
       <w:r>
         <w:rPr>
@@ -3116,7 +3286,13 @@
         <w:t xml:space="preserve"> </w:t>
       </w:r>
       <w:r>
-        <w:t xml:space="preserve">H test framework</w:t>
+        <w:t xml:space="preserve">H</w:t>
+      </w:r>
+      <w:r>
+        <w:t xml:space="preserve"> </w:t>
+      </w:r>
+      <w:r>
+        <w:t xml:space="preserve">test framework</w:t>
       </w:r>
     </w:p>
     <w:p>
@@ -4018,7 +4194,13 @@
         <w:t xml:space="preserve">Equal variance</w:t>
       </w:r>
       <w:r>
-        <w:t xml:space="preserve">: Samples come from populations with similar variability</w:t>
+        <w:t xml:space="preserve">: Samples come from populations with similar</w:t>
+      </w:r>
+      <w:r>
+        <w:t xml:space="preserve"> </w:t>
+      </w:r>
+      <w:r>
+        <w:t xml:space="preserve">variability</w:t>
       </w:r>
     </w:p>
     <w:p>
@@ -4134,7 +4316,13 @@
         <w:t xml:space="preserve"> </w:t>
       </w:r>
       <w:r>
-        <w:t xml:space="preserve">- Useful for right-skewed data, multiplicative effects</w:t>
+        <w:t xml:space="preserve">- Useful for right-skewed data,</w:t>
+      </w:r>
+      <w:r>
+        <w:t xml:space="preserve"> </w:t>
+      </w:r>
+      <w:r>
+        <w:t xml:space="preserve">multiplicative effects</w:t>
       </w:r>
     </w:p>
     <w:p>
@@ -4168,7 +4356,13 @@
         <w:t xml:space="preserve"> </w:t>
       </w:r>
       <w:r>
-        <w:t xml:space="preserve">- Useful for count data, moderately right-skewed distributions</w:t>
+        <w:t xml:space="preserve">- Useful for count data, moderately</w:t>
+      </w:r>
+      <w:r>
+        <w:t xml:space="preserve"> </w:t>
+      </w:r>
+      <w:r>
+        <w:t xml:space="preserve">right-skewed distributions</w:t>
       </w:r>
     </w:p>
     <w:p>
@@ -4209,7 +4403,13 @@
         <w:t xml:space="preserve"> </w:t>
       </w:r>
       <w:r>
-        <w:t xml:space="preserve">especially for percentages or proportions</w:t>
+        <w:t xml:space="preserve">especially for percentages or</w:t>
+      </w:r>
+      <w:r>
+        <w:t xml:space="preserve"> </w:t>
+      </w:r>
+      <w:r>
+        <w:t xml:space="preserve">proportions</w:t>
       </w:r>
     </w:p>
     <w:bookmarkEnd w:id="86"/>
@@ -4256,7 +4456,13 @@
         <w:t xml:space="preserve"> </w:t>
       </w:r>
       <w:r>
-        <w:t xml:space="preserve">- High statistical power when assumptions are met - Well understood and widely accepted</w:t>
+        <w:t xml:space="preserve">- High statistical power when assumptions are met - Well</w:t>
+      </w:r>
+      <w:r>
+        <w:t xml:space="preserve"> </w:t>
+      </w:r>
+      <w:r>
+        <w:t xml:space="preserve">understood and widely accepted</w:t>
       </w:r>
     </w:p>
     <w:p>
@@ -4274,7 +4480,13 @@
         <w:t xml:space="preserve"> </w:t>
       </w:r>
       <w:r>
-        <w:t xml:space="preserve">- Sensitive to violations of normality, equal variance - Heavily influenced by outliers</w:t>
+        <w:t xml:space="preserve">- Sensitive to violations of normality, equal variance -</w:t>
+      </w:r>
+      <w:r>
+        <w:t xml:space="preserve"> </w:t>
+      </w:r>
+      <w:r>
+        <w:t xml:space="preserve">Heavily influenced by outliers</w:t>
       </w:r>
     </w:p>
     <w:bookmarkEnd w:id="88"/>
@@ -4302,7 +4514,13 @@
         <w:t xml:space="preserve"> </w:t>
       </w:r>
       <w:r>
-        <w:t xml:space="preserve">- Robust to violations of equal variance assumption - Handles unequal sample sizes well - Still parametric (assumes normality)</w:t>
+        <w:t xml:space="preserve">- Robust to violations of equal variance assumption -</w:t>
+      </w:r>
+      <w:r>
+        <w:t xml:space="preserve"> </w:t>
+      </w:r>
+      <w:r>
+        <w:t xml:space="preserve">Handles unequal sample sizes well - Still parametric (assumes normality)</w:t>
       </w:r>
     </w:p>
     <w:p>
@@ -4320,7 +4538,13 @@
         <w:t xml:space="preserve"> </w:t>
       </w:r>
       <w:r>
-        <w:t xml:space="preserve">- Slightly less powerful than standard t-test when variances are equal - Still assumes normal distribution</w:t>
+        <w:t xml:space="preserve">- Slightly less powerful than standard t-test when</w:t>
+      </w:r>
+      <w:r>
+        <w:t xml:space="preserve"> </w:t>
+      </w:r>
+      <w:r>
+        <w:t xml:space="preserve">variances are equal - Still assumes normal distribution</w:t>
       </w:r>
     </w:p>
     <w:bookmarkEnd w:id="89"/>
@@ -4359,7 +4583,13 @@
         <w:t xml:space="preserve"> </w:t>
       </w:r>
       <w:r>
-        <w:t xml:space="preserve">- Non-parametric: doesn’t assume normal distribution - Robust against outliers - Works with ordinal data</w:t>
+        <w:t xml:space="preserve">- Non-parametric: doesn’t assume normal distribution -</w:t>
+      </w:r>
+      <w:r>
+        <w:t xml:space="preserve"> </w:t>
+      </w:r>
+      <w:r>
+        <w:t xml:space="preserve">Robust against outliers - Works with ordinal data</w:t>
       </w:r>
     </w:p>
     <w:p>
@@ -4377,7 +4607,19 @@
         <w:t xml:space="preserve"> </w:t>
       </w:r>
       <w:r>
-        <w:t xml:space="preserve">- Less statistical power than parametric tests - Still assumes similar distributions and approximate equal variance - Tests median differences rather than mean differences</w:t>
+        <w:t xml:space="preserve">- Less statistical power than parametric tests - Still</w:t>
+      </w:r>
+      <w:r>
+        <w:t xml:space="preserve"> </w:t>
+      </w:r>
+      <w:r>
+        <w:t xml:space="preserve">assumes similar distributions and approximate equal variance - Tests</w:t>
+      </w:r>
+      <w:r>
+        <w:t xml:space="preserve"> </w:t>
+      </w:r>
+      <w:r>
+        <w:t xml:space="preserve">median differences rather than mean differences</w:t>
       </w:r>
     </w:p>
     <w:bookmarkEnd w:id="92"/>
@@ -4405,7 +4647,19 @@
         <w:t xml:space="preserve"> </w:t>
       </w:r>
       <w:r>
-        <w:t xml:space="preserve">- Distribution-free: doesn’t assume a specific distribution - Can be applied to many types of test statistics - Handles small sample sizes well - Directly estimates p-values through resampling</w:t>
+        <w:t xml:space="preserve">- Distribution-free: doesn’t assume a specific</w:t>
+      </w:r>
+      <w:r>
+        <w:t xml:space="preserve"> </w:t>
+      </w:r>
+      <w:r>
+        <w:t xml:space="preserve">distribution - Can be applied to many types of test statistics - Handles</w:t>
+      </w:r>
+      <w:r>
+        <w:t xml:space="preserve"> </w:t>
+      </w:r>
+      <w:r>
+        <w:t xml:space="preserve">small sample sizes well - Directly estimates p-values through resampling</w:t>
       </w:r>
     </w:p>
     <w:p>
@@ -4423,7 +4677,19 @@
         <w:t xml:space="preserve"> </w:t>
       </w:r>
       <w:r>
-        <w:t xml:space="preserve">- Computationally intensive - Assumes exchangeability under the null hypothesis - Requires similar distributions and equal variance</w:t>
+        <w:t xml:space="preserve">- Computationally intensive - Assumes exchangeability</w:t>
+      </w:r>
+      <w:r>
+        <w:t xml:space="preserve"> </w:t>
+      </w:r>
+      <w:r>
+        <w:t xml:space="preserve">under the null hypothesis - Requires similar distributions and equal</w:t>
+      </w:r>
+      <w:r>
+        <w:t xml:space="preserve"> </w:t>
+      </w:r>
+      <w:r>
+        <w:t xml:space="preserve">variance</w:t>
       </w:r>
     </w:p>
     <w:bookmarkEnd w:id="93"/>
@@ -4442,7 +4708,19 @@
         <w:pStyle w:val="FirstParagraph"/>
       </w:pPr>
       <w:r>
-        <w:t xml:space="preserve">Statistical tests have different strengths and assumptions. The choice should be guided by your data characteristics, not just convenience. Always visualize your data before deciding on the appropriate test.</w:t>
+        <w:t xml:space="preserve">Statistical tests have different strengths and assumptions. The choice</w:t>
+      </w:r>
+      <w:r>
+        <w:t xml:space="preserve"> </w:t>
+      </w:r>
+      <w:r>
+        <w:t xml:space="preserve">should be guided by your data characteristics, not just convenience.</w:t>
+      </w:r>
+      <w:r>
+        <w:t xml:space="preserve"> </w:t>
+      </w:r>
+      <w:r>
+        <w:t xml:space="preserve">Always visualize your data before deciding on the appropriate test.</w:t>
       </w:r>
     </w:p>
     <w:bookmarkEnd w:id="95"/>

--- a/docs/ecostats_lectures/lecture_07/07_01_lecture_powerpoint.docx
+++ b/docs/ecostats_lectures/lecture_07/07_01_lecture_powerpoint.docx
@@ -60,6 +60,18 @@
         </w:numPr>
       </w:pPr>
       <w:r>
+        <w:t xml:space="preserve">Power - what is it and why talk about it.</w:t>
+      </w:r>
+    </w:p>
+    <w:p>
+      <w:pPr>
+        <w:pStyle w:val="Compact"/>
+        <w:numPr>
+          <w:ilvl w:val="0"/>
+          <w:numId w:val="1001"/>
+        </w:numPr>
+      </w:pPr>
+      <w:r>
         <w:rPr>
           <w:b/>
           <w:bCs/>
@@ -76,7 +88,46 @@
         </w:numPr>
       </w:pPr>
       <w:r>
-        <w:t xml:space="preserve">What next</w:t>
+        <w:t xml:space="preserve">What next — WHEN ASSUMPTIONS FAIL!</w:t>
+      </w:r>
+    </w:p>
+    <w:p>
+      <w:pPr>
+        <w:numPr>
+          <w:ilvl w:val="1"/>
+          <w:numId w:val="1002"/>
+        </w:numPr>
+      </w:pPr>
+      <w:r>
+        <w:t xml:space="preserve">we will always cover parametric tests</w:t>
+      </w:r>
+    </w:p>
+    <w:p>
+      <w:pPr>
+        <w:numPr>
+          <w:ilvl w:val="1"/>
+          <w:numId w:val="1002"/>
+        </w:numPr>
+      </w:pPr>
+      <w:r>
+        <w:t xml:space="preserve">then we will cover non parametric approaches</w:t>
+      </w:r>
+    </w:p>
+    <w:p>
+      <w:pPr>
+        <w:numPr>
+          <w:ilvl w:val="1"/>
+          <w:numId w:val="1002"/>
+        </w:numPr>
+      </w:pPr>
+      <w:r>
+        <w:t xml:space="preserve">later on we will explore other approaches to use the appropriate</w:t>
+      </w:r>
+      <w:r>
+        <w:t xml:space="preserve"> </w:t>
+      </w:r>
+      <w:r>
+        <w:t xml:space="preserve">underlying distribution that is not normal but Poisson or other</w:t>
       </w:r>
     </w:p>
     <w:p>
@@ -149,7 +200,7 @@
         <w:pStyle w:val="Compact"/>
         <w:numPr>
           <w:ilvl w:val="0"/>
-          <w:numId w:val="1002"/>
+          <w:numId w:val="1003"/>
         </w:numPr>
       </w:pPr>
       <w:r>
@@ -161,7 +212,7 @@
         <w:pStyle w:val="Compact"/>
         <w:numPr>
           <w:ilvl w:val="0"/>
-          <w:numId w:val="1002"/>
+          <w:numId w:val="1003"/>
         </w:numPr>
       </w:pPr>
       <w:r>
@@ -173,7 +224,7 @@
         <w:pStyle w:val="Compact"/>
         <w:numPr>
           <w:ilvl w:val="1"/>
-          <w:numId w:val="1003"/>
+          <w:numId w:val="1004"/>
         </w:numPr>
       </w:pPr>
       <w:r>
@@ -185,7 +236,7 @@
         <w:pStyle w:val="Compact"/>
         <w:numPr>
           <w:ilvl w:val="1"/>
-          <w:numId w:val="1003"/>
+          <w:numId w:val="1004"/>
         </w:numPr>
       </w:pPr>
       <w:r>
@@ -197,7 +248,7 @@
         <w:pStyle w:val="Compact"/>
         <w:numPr>
           <w:ilvl w:val="1"/>
-          <w:numId w:val="1003"/>
+          <w:numId w:val="1004"/>
         </w:numPr>
       </w:pPr>
       <w:r>
@@ -247,7 +298,7 @@
       <w:r>
         <w:drawing>
           <wp:inline>
-            <wp:extent cx="4029075" cy="1257300"/>
+            <wp:extent cx="3629025" cy="1590675"/>
             <wp:effectExtent b="0" l="0" r="0" t="0"/>
             <wp:docPr descr="" title="" id="25" name="Picture"/>
             <a:graphic>
@@ -268,7 +319,7 @@
                   <pic:spPr bwMode="auto">
                     <a:xfrm>
                       <a:off x="0" y="0"/>
-                      <a:ext cx="4029075" cy="1257300"/>
+                      <a:ext cx="3629025" cy="1590675"/>
                     </a:xfrm>
                     <a:prstGeom prst="rect">
                       <a:avLst/>
@@ -607,6 +658,430 @@
         <w:t xml:space="preserve">6 I8            lake trout       607   2100 I8   </w:t>
       </w:r>
     </w:p>
+    <w:p>
+      <w:pPr>
+        <w:pStyle w:val="SourceCode"/>
+      </w:pPr>
+      <w:r>
+        <w:rPr>
+          <w:rStyle w:val="CommentTok"/>
+        </w:rPr>
+        <w:t xml:space="preserve"># I had accdentally asked you to do mode in HW2 - wiht out telling you how... </w:t>
+      </w:r>
+      <w:r>
+        <w:br/>
+      </w:r>
+      <w:r>
+        <w:rPr>
+          <w:rStyle w:val="CommentTok"/>
+        </w:rPr>
+        <w:t xml:space="preserve"># here is one approach</w:t>
+      </w:r>
+      <w:r>
+        <w:br/>
+      </w:r>
+      <w:r>
+        <w:rPr>
+          <w:rStyle w:val="NormalTok"/>
+        </w:rPr>
+        <w:t xml:space="preserve">lt_df </w:t>
+      </w:r>
+      <w:r>
+        <w:rPr>
+          <w:rStyle w:val="SpecialCharTok"/>
+        </w:rPr>
+        <w:t xml:space="preserve">%&gt;%</w:t>
+      </w:r>
+      <w:r>
+        <w:br/>
+      </w:r>
+      <w:r>
+        <w:rPr>
+          <w:rStyle w:val="NormalTok"/>
+        </w:rPr>
+        <w:t xml:space="preserve">  </w:t>
+      </w:r>
+      <w:r>
+        <w:rPr>
+          <w:rStyle w:val="FunctionTok"/>
+        </w:rPr>
+        <w:t xml:space="preserve">filter</w:t>
+      </w:r>
+      <w:r>
+        <w:rPr>
+          <w:rStyle w:val="NormalTok"/>
+        </w:rPr>
+        <w:t xml:space="preserve">(</w:t>
+      </w:r>
+      <w:r>
+        <w:rPr>
+          <w:rStyle w:val="SpecialCharTok"/>
+        </w:rPr>
+        <w:t xml:space="preserve">!</w:t>
+      </w:r>
+      <w:r>
+        <w:rPr>
+          <w:rStyle w:val="FunctionTok"/>
+        </w:rPr>
+        <w:t xml:space="preserve">is.na</w:t>
+      </w:r>
+      <w:r>
+        <w:rPr>
+          <w:rStyle w:val="NormalTok"/>
+        </w:rPr>
+        <w:t xml:space="preserve">(mass_g)) </w:t>
+      </w:r>
+      <w:r>
+        <w:rPr>
+          <w:rStyle w:val="SpecialCharTok"/>
+        </w:rPr>
+        <w:t xml:space="preserve">%&gt;%</w:t>
+      </w:r>
+      <w:r>
+        <w:br/>
+      </w:r>
+      <w:r>
+        <w:rPr>
+          <w:rStyle w:val="NormalTok"/>
+        </w:rPr>
+        <w:t xml:space="preserve">  </w:t>
+      </w:r>
+      <w:r>
+        <w:rPr>
+          <w:rStyle w:val="FunctionTok"/>
+        </w:rPr>
+        <w:t xml:space="preserve">group_by</w:t>
+      </w:r>
+      <w:r>
+        <w:rPr>
+          <w:rStyle w:val="NormalTok"/>
+        </w:rPr>
+        <w:t xml:space="preserve">(lake, mass_g) </w:t>
+      </w:r>
+      <w:r>
+        <w:rPr>
+          <w:rStyle w:val="SpecialCharTok"/>
+        </w:rPr>
+        <w:t xml:space="preserve">%&gt;%</w:t>
+      </w:r>
+      <w:r>
+        <w:br/>
+      </w:r>
+      <w:r>
+        <w:rPr>
+          <w:rStyle w:val="NormalTok"/>
+        </w:rPr>
+        <w:t xml:space="preserve">  </w:t>
+      </w:r>
+      <w:r>
+        <w:rPr>
+          <w:rStyle w:val="FunctionTok"/>
+        </w:rPr>
+        <w:t xml:space="preserve">summarise</w:t>
+      </w:r>
+      <w:r>
+        <w:rPr>
+          <w:rStyle w:val="NormalTok"/>
+        </w:rPr>
+        <w:t xml:space="preserve">(</w:t>
+      </w:r>
+      <w:r>
+        <w:rPr>
+          <w:rStyle w:val="AttributeTok"/>
+        </w:rPr>
+        <w:t xml:space="preserve">count =</w:t>
+      </w:r>
+      <w:r>
+        <w:rPr>
+          <w:rStyle w:val="NormalTok"/>
+        </w:rPr>
+        <w:t xml:space="preserve"> </w:t>
+      </w:r>
+      <w:r>
+        <w:rPr>
+          <w:rStyle w:val="FunctionTok"/>
+        </w:rPr>
+        <w:t xml:space="preserve">n</w:t>
+      </w:r>
+      <w:r>
+        <w:rPr>
+          <w:rStyle w:val="NormalTok"/>
+        </w:rPr>
+        <w:t xml:space="preserve">(), </w:t>
+      </w:r>
+      <w:r>
+        <w:rPr>
+          <w:rStyle w:val="AttributeTok"/>
+        </w:rPr>
+        <w:t xml:space="preserve">.groups =</w:t>
+      </w:r>
+      <w:r>
+        <w:rPr>
+          <w:rStyle w:val="NormalTok"/>
+        </w:rPr>
+        <w:t xml:space="preserve"> </w:t>
+      </w:r>
+      <w:r>
+        <w:rPr>
+          <w:rStyle w:val="StringTok"/>
+        </w:rPr>
+        <w:t xml:space="preserve">"drop_last"</w:t>
+      </w:r>
+      <w:r>
+        <w:rPr>
+          <w:rStyle w:val="NormalTok"/>
+        </w:rPr>
+        <w:t xml:space="preserve">) </w:t>
+      </w:r>
+      <w:r>
+        <w:rPr>
+          <w:rStyle w:val="SpecialCharTok"/>
+        </w:rPr>
+        <w:t xml:space="preserve">%&gt;%</w:t>
+      </w:r>
+      <w:r>
+        <w:br/>
+      </w:r>
+      <w:r>
+        <w:rPr>
+          <w:rStyle w:val="NormalTok"/>
+        </w:rPr>
+        <w:t xml:space="preserve">  </w:t>
+      </w:r>
+      <w:r>
+        <w:rPr>
+          <w:rStyle w:val="FunctionTok"/>
+        </w:rPr>
+        <w:t xml:space="preserve">arrange</w:t>
+      </w:r>
+      <w:r>
+        <w:rPr>
+          <w:rStyle w:val="NormalTok"/>
+        </w:rPr>
+        <w:t xml:space="preserve">(</w:t>
+      </w:r>
+      <w:r>
+        <w:rPr>
+          <w:rStyle w:val="FunctionTok"/>
+        </w:rPr>
+        <w:t xml:space="preserve">desc</w:t>
+      </w:r>
+      <w:r>
+        <w:rPr>
+          <w:rStyle w:val="NormalTok"/>
+        </w:rPr>
+        <w:t xml:space="preserve">(count)) </w:t>
+      </w:r>
+      <w:r>
+        <w:rPr>
+          <w:rStyle w:val="SpecialCharTok"/>
+        </w:rPr>
+        <w:t xml:space="preserve">%&gt;%</w:t>
+      </w:r>
+      <w:r>
+        <w:br/>
+      </w:r>
+      <w:r>
+        <w:rPr>
+          <w:rStyle w:val="NormalTok"/>
+        </w:rPr>
+        <w:t xml:space="preserve">  </w:t>
+      </w:r>
+      <w:r>
+        <w:rPr>
+          <w:rStyle w:val="FunctionTok"/>
+        </w:rPr>
+        <w:t xml:space="preserve">slice</w:t>
+      </w:r>
+      <w:r>
+        <w:rPr>
+          <w:rStyle w:val="NormalTok"/>
+        </w:rPr>
+        <w:t xml:space="preserve">(</w:t>
+      </w:r>
+      <w:r>
+        <w:rPr>
+          <w:rStyle w:val="DecValTok"/>
+        </w:rPr>
+        <w:t xml:space="preserve">1</w:t>
+      </w:r>
+      <w:r>
+        <w:rPr>
+          <w:rStyle w:val="NormalTok"/>
+        </w:rPr>
+        <w:t xml:space="preserve">) </w:t>
+      </w:r>
+      <w:r>
+        <w:rPr>
+          <w:rStyle w:val="SpecialCharTok"/>
+        </w:rPr>
+        <w:t xml:space="preserve">%&gt;%</w:t>
+      </w:r>
+      <w:r>
+        <w:br/>
+      </w:r>
+      <w:r>
+        <w:rPr>
+          <w:rStyle w:val="NormalTok"/>
+        </w:rPr>
+        <w:t xml:space="preserve">  </w:t>
+      </w:r>
+      <w:r>
+        <w:rPr>
+          <w:rStyle w:val="FunctionTok"/>
+        </w:rPr>
+        <w:t xml:space="preserve">select</w:t>
+      </w:r>
+      <w:r>
+        <w:rPr>
+          <w:rStyle w:val="NormalTok"/>
+        </w:rPr>
+        <w:t xml:space="preserve">(</w:t>
+      </w:r>
+      <w:r>
+        <w:rPr>
+          <w:rStyle w:val="SpecialCharTok"/>
+        </w:rPr>
+        <w:t xml:space="preserve">-</w:t>
+      </w:r>
+      <w:r>
+        <w:rPr>
+          <w:rStyle w:val="NormalTok"/>
+        </w:rPr>
+        <w:t xml:space="preserve">count) </w:t>
+      </w:r>
+      <w:r>
+        <w:rPr>
+          <w:rStyle w:val="SpecialCharTok"/>
+        </w:rPr>
+        <w:t xml:space="preserve">%&gt;%</w:t>
+      </w:r>
+      <w:r>
+        <w:br/>
+      </w:r>
+      <w:r>
+        <w:rPr>
+          <w:rStyle w:val="NormalTok"/>
+        </w:rPr>
+        <w:t xml:space="preserve">  </w:t>
+      </w:r>
+      <w:r>
+        <w:rPr>
+          <w:rStyle w:val="FunctionTok"/>
+        </w:rPr>
+        <w:t xml:space="preserve">rename</w:t>
+      </w:r>
+      <w:r>
+        <w:rPr>
+          <w:rStyle w:val="NormalTok"/>
+        </w:rPr>
+        <w:t xml:space="preserve">(</w:t>
+      </w:r>
+      <w:r>
+        <w:rPr>
+          <w:rStyle w:val="AttributeTok"/>
+        </w:rPr>
+        <w:t xml:space="preserve">mode_mass =</w:t>
+      </w:r>
+      <w:r>
+        <w:rPr>
+          <w:rStyle w:val="NormalTok"/>
+        </w:rPr>
+        <w:t xml:space="preserve"> mass_g)</w:t>
+      </w:r>
+    </w:p>
+    <w:p>
+      <w:pPr>
+        <w:pStyle w:val="SourceCode"/>
+      </w:pPr>
+      <w:r>
+        <w:rPr>
+          <w:rStyle w:val="VerbatimChar"/>
+        </w:rPr>
+        <w:t xml:space="preserve"># A tibble: 6 × 2</w:t>
+      </w:r>
+      <w:r>
+        <w:br/>
+      </w:r>
+      <w:r>
+        <w:rPr>
+          <w:rStyle w:val="VerbatimChar"/>
+        </w:rPr>
+        <w:t xml:space="preserve"># Groups:   lake [6]</w:t>
+      </w:r>
+      <w:r>
+        <w:br/>
+      </w:r>
+      <w:r>
+        <w:rPr>
+          <w:rStyle w:val="VerbatimChar"/>
+        </w:rPr>
+        <w:t xml:space="preserve">  lake        mode_mass</w:t>
+      </w:r>
+      <w:r>
+        <w:br/>
+      </w:r>
+      <w:r>
+        <w:rPr>
+          <w:rStyle w:val="VerbatimChar"/>
+        </w:rPr>
+        <w:t xml:space="preserve">  &lt;chr&gt;           &lt;dbl&gt;</w:t>
+      </w:r>
+      <w:r>
+        <w:br/>
+      </w:r>
+      <w:r>
+        <w:rPr>
+          <w:rStyle w:val="VerbatimChar"/>
+        </w:rPr>
+        <w:t xml:space="preserve">1 I8               1000</w:t>
+      </w:r>
+      <w:r>
+        <w:br/>
+      </w:r>
+      <w:r>
+        <w:rPr>
+          <w:rStyle w:val="VerbatimChar"/>
+        </w:rPr>
+        <w:t xml:space="preserve">2 Island Lake      2200</w:t>
+      </w:r>
+      <w:r>
+        <w:br/>
+      </w:r>
+      <w:r>
+        <w:rPr>
+          <w:rStyle w:val="VerbatimChar"/>
+        </w:rPr>
+        <w:t xml:space="preserve">3 N 01             1000</w:t>
+      </w:r>
+      <w:r>
+        <w:br/>
+      </w:r>
+      <w:r>
+        <w:rPr>
+          <w:rStyle w:val="VerbatimChar"/>
+        </w:rPr>
+        <w:t xml:space="preserve">4 NE 12              90</w:t>
+      </w:r>
+      <w:r>
+        <w:br/>
+      </w:r>
+      <w:r>
+        <w:rPr>
+          <w:rStyle w:val="VerbatimChar"/>
+        </w:rPr>
+        <w:t xml:space="preserve">5 NE 14            1150</w:t>
+      </w:r>
+      <w:r>
+        <w:br/>
+      </w:r>
+      <w:r>
+        <w:rPr>
+          <w:rStyle w:val="VerbatimChar"/>
+        </w:rPr>
+        <w:t xml:space="preserve">6 Toolik            340</w:t>
+      </w:r>
+    </w:p>
     <w:bookmarkEnd w:id="29"/>
     <w:bookmarkStart w:id="33" w:name="parametric-versus-non-parametric-tests"/>
     <w:p>
@@ -646,7 +1121,7 @@
         <w:pStyle w:val="Compact"/>
         <w:numPr>
           <w:ilvl w:val="0"/>
-          <w:numId w:val="1004"/>
+          <w:numId w:val="1005"/>
         </w:numPr>
       </w:pPr>
       <w:r>
@@ -658,17 +1133,91 @@
         <w:pStyle w:val="Compact"/>
         <w:numPr>
           <w:ilvl w:val="1"/>
+          <w:numId w:val="1006"/>
+        </w:numPr>
+      </w:pPr>
+      <w:r>
+        <w:t xml:space="preserve">specify/assume probability distribution from which parameters</w:t>
+      </w:r>
+      <w:r>
+        <w:t xml:space="preserve"> </w:t>
+      </w:r>
+      <w:r>
+        <w:t xml:space="preserve">came</w:t>
+      </w:r>
+    </w:p>
+    <w:p>
+      <w:pPr>
+        <w:pStyle w:val="Compact"/>
+        <w:numPr>
+          <w:ilvl w:val="1"/>
+          <w:numId w:val="1006"/>
+        </w:numPr>
+      </w:pPr>
+      <w:r>
+        <w:t xml:space="preserve">Basic assumptions of parametric t-tests:</w:t>
+      </w:r>
+    </w:p>
+    <w:p>
+      <w:pPr>
+        <w:numPr>
+          <w:ilvl w:val="2"/>
+          <w:numId w:val="1007"/>
+        </w:numPr>
+      </w:pPr>
+      <w:r>
+        <w:t xml:space="preserve">Random sampling</w:t>
+      </w:r>
+    </w:p>
+    <w:p>
+      <w:pPr>
+        <w:numPr>
+          <w:ilvl w:val="2"/>
+          <w:numId w:val="1007"/>
+        </w:numPr>
+      </w:pPr>
+      <w:r>
+        <w:t xml:space="preserve">Normality</w:t>
+      </w:r>
+    </w:p>
+    <w:p>
+      <w:pPr>
+        <w:numPr>
+          <w:ilvl w:val="2"/>
+          <w:numId w:val="1007"/>
+        </w:numPr>
+      </w:pPr>
+      <w:r>
+        <w:t xml:space="preserve">Equal variance (or Welches T Test)</w:t>
+      </w:r>
+    </w:p>
+    <w:p>
+      <w:pPr>
+        <w:numPr>
+          <w:ilvl w:val="2"/>
+          <w:numId w:val="1007"/>
+        </w:numPr>
+      </w:pPr>
+      <w:r>
+        <w:t xml:space="preserve">No outliers</w:t>
+      </w:r>
+    </w:p>
+    <w:p>
+      <w:pPr>
+        <w:pStyle w:val="Compact"/>
+        <w:numPr>
+          <w:ilvl w:val="0"/>
           <w:numId w:val="1005"/>
         </w:numPr>
       </w:pPr>
       <w:r>
-        <w:t xml:space="preserve">specify/assume probability distribution from which parameters</w:t>
-      </w:r>
-      <w:r>
-        <w:t xml:space="preserve"> </w:t>
-      </w:r>
-      <w:r>
-        <w:t xml:space="preserve">came</w:t>
+        <w:t xml:space="preserve">Non-parametric tests: no assumption about probability</w:t>
+      </w:r>
+      <w:r>
+        <w:t xml:space="preserve"> </w:t>
+      </w:r>
+      <w:r>
+        <w:t xml:space="preserve">distribution/normality</w:t>
       </w:r>
     </w:p>
     <w:p>
@@ -676,75 +1225,7 @@
         <w:pStyle w:val="Compact"/>
         <w:numPr>
           <w:ilvl w:val="1"/>
-          <w:numId w:val="1005"/>
-        </w:numPr>
-      </w:pPr>
-      <w:r>
-        <w:t xml:space="preserve">Basic assumptions of parametric t-tests:</w:t>
-      </w:r>
-    </w:p>
-    <w:p>
-      <w:pPr>
-        <w:numPr>
-          <w:ilvl w:val="2"/>
-          <w:numId w:val="1006"/>
-        </w:numPr>
-      </w:pPr>
-      <w:r>
-        <w:t xml:space="preserve">Random sampling</w:t>
-      </w:r>
-    </w:p>
-    <w:p>
-      <w:pPr>
-        <w:numPr>
-          <w:ilvl w:val="2"/>
-          <w:numId w:val="1006"/>
-        </w:numPr>
-      </w:pPr>
-      <w:r>
-        <w:t xml:space="preserve">Normality</w:t>
-      </w:r>
-    </w:p>
-    <w:p>
-      <w:pPr>
-        <w:numPr>
-          <w:ilvl w:val="2"/>
-          <w:numId w:val="1006"/>
-        </w:numPr>
-      </w:pPr>
-      <w:r>
-        <w:t xml:space="preserve">Equal variance</w:t>
-      </w:r>
-    </w:p>
-    <w:p>
-      <w:pPr>
-        <w:numPr>
-          <w:ilvl w:val="2"/>
-          <w:numId w:val="1006"/>
-        </w:numPr>
-      </w:pPr>
-      <w:r>
-        <w:t xml:space="preserve">No outliers</w:t>
-      </w:r>
-    </w:p>
-    <w:p>
-      <w:pPr>
-        <w:pStyle w:val="Compact"/>
-        <w:numPr>
-          <w:ilvl w:val="0"/>
-          <w:numId w:val="1004"/>
-        </w:numPr>
-      </w:pPr>
-      <w:r>
-        <w:t xml:space="preserve">Non-parametric tests: no assumption about probability distribution</w:t>
-      </w:r>
-    </w:p>
-    <w:p>
-      <w:pPr>
-        <w:pStyle w:val="Compact"/>
-        <w:numPr>
-          <w:ilvl w:val="1"/>
-          <w:numId w:val="1007"/>
+          <w:numId w:val="1008"/>
         </w:numPr>
       </w:pPr>
       <w:r>
@@ -758,7 +1239,7 @@
       <w:r>
         <w:drawing>
           <wp:inline>
-            <wp:extent cx="3333750" cy="2667000"/>
+            <wp:extent cx="4438650" cy="3762375"/>
             <wp:effectExtent b="0" l="0" r="0" t="0"/>
             <wp:docPr descr="" title="" id="31" name="Picture"/>
             <a:graphic>
@@ -779,7 +1260,7 @@
                   <pic:spPr bwMode="auto">
                     <a:xfrm>
                       <a:off x="0" y="0"/>
-                      <a:ext cx="3333750" cy="2667000"/>
+                      <a:ext cx="4438650" cy="3762375"/>
                     </a:xfrm>
                     <a:prstGeom prst="rect">
                       <a:avLst/>
@@ -813,7 +1294,7 @@
         <w:pStyle w:val="Compact"/>
         <w:numPr>
           <w:ilvl w:val="0"/>
-          <w:numId w:val="1008"/>
+          <w:numId w:val="1009"/>
         </w:numPr>
       </w:pPr>
       <w:r>
@@ -825,7 +1306,7 @@
         <w:pStyle w:val="Compact"/>
         <w:numPr>
           <w:ilvl w:val="0"/>
-          <w:numId w:val="1008"/>
+          <w:numId w:val="1009"/>
         </w:numPr>
       </w:pPr>
       <w:r>
@@ -837,17 +1318,17 @@
         <w:pStyle w:val="Compact"/>
         <w:numPr>
           <w:ilvl w:val="0"/>
-          <w:numId w:val="1008"/>
-        </w:numPr>
-      </w:pPr>
-      <w:r>
-        <w:t xml:space="preserve">Most parametric tests robust to mild/moderate violations of below</w:t>
-      </w:r>
-      <w:r>
-        <w:t xml:space="preserve"> </w:t>
-      </w:r>
-      <w:r>
-        <w:t xml:space="preserve">assumptions</w:t>
+          <w:numId w:val="1009"/>
+        </w:numPr>
+      </w:pPr>
+      <w:r>
+        <w:t xml:space="preserve">Most parametric tests robust to mild/moderate violations of</w:t>
+      </w:r>
+      <w:r>
+        <w:t xml:space="preserve"> </w:t>
+      </w:r>
+      <w:r>
+        <w:t xml:space="preserve">normality assumptions</w:t>
       </w:r>
     </w:p>
     <w:p>
@@ -909,9 +1390,10 @@
     </w:p>
     <w:p>
       <w:pPr>
-        <w:numPr>
-          <w:ilvl w:val="0"/>
-          <w:numId w:val="1009"/>
+        <w:pStyle w:val="Compact"/>
+        <w:numPr>
+          <w:ilvl w:val="0"/>
+          <w:numId w:val="1010"/>
         </w:numPr>
       </w:pPr>
       <w:r>
@@ -920,84 +1402,89 @@
     </w:p>
     <w:p>
       <w:pPr>
-        <w:numPr>
-          <w:ilvl w:val="1"/>
-          <w:numId w:val="1010"/>
-        </w:numPr>
-      </w:pPr>
-      <w:r>
-        <w:t xml:space="preserve">Random sampling</w:t>
-      </w:r>
-    </w:p>
-    <w:p>
-      <w:pPr>
-        <w:numPr>
-          <w:ilvl w:val="1"/>
-          <w:numId w:val="1010"/>
-        </w:numPr>
-      </w:pPr>
-      <w:r>
-        <w:t xml:space="preserve">Normality</w:t>
-      </w:r>
-    </w:p>
-    <w:p>
-      <w:pPr>
-        <w:numPr>
-          <w:ilvl w:val="1"/>
-          <w:numId w:val="1010"/>
-        </w:numPr>
-      </w:pPr>
-      <w:r>
-        <w:t xml:space="preserve">Equal variance</w:t>
-      </w:r>
-    </w:p>
-    <w:p>
-      <w:pPr>
-        <w:numPr>
-          <w:ilvl w:val="1"/>
-          <w:numId w:val="1010"/>
-        </w:numPr>
-      </w:pPr>
-      <w:r>
-        <w:t xml:space="preserve">No outliers</w:t>
-      </w:r>
-    </w:p>
-    <w:p>
-      <w:pPr>
-        <w:numPr>
-          <w:ilvl w:val="0"/>
-          <w:numId w:val="1009"/>
-        </w:numPr>
-      </w:pPr>
-      <w:r>
-        <w:t xml:space="preserve">Random sampling:</w:t>
-      </w:r>
-    </w:p>
-    <w:p>
-      <w:pPr>
+        <w:pStyle w:val="Compact"/>
         <w:numPr>
           <w:ilvl w:val="1"/>
           <w:numId w:val="1011"/>
         </w:numPr>
       </w:pPr>
       <w:r>
-        <w:t xml:space="preserve">samples are randomly collected from populations; part of</w:t>
-      </w:r>
-      <w:r>
-        <w:t xml:space="preserve"> </w:t>
-      </w:r>
-      <w:r>
-        <w:t xml:space="preserve">experimental design</w:t>
-      </w:r>
-    </w:p>
-    <w:p>
-      <w:pPr>
+        <w:t xml:space="preserve">Random sampling</w:t>
+      </w:r>
+    </w:p>
+    <w:p>
+      <w:pPr>
+        <w:pStyle w:val="Compact"/>
         <w:numPr>
           <w:ilvl w:val="1"/>
           <w:numId w:val="1011"/>
         </w:numPr>
       </w:pPr>
       <w:r>
+        <w:t xml:space="preserve">Normality</w:t>
+      </w:r>
+    </w:p>
+    <w:p>
+      <w:pPr>
+        <w:pStyle w:val="Compact"/>
+        <w:numPr>
+          <w:ilvl w:val="1"/>
+          <w:numId w:val="1011"/>
+        </w:numPr>
+      </w:pPr>
+      <w:r>
+        <w:t xml:space="preserve">Equal variance</w:t>
+      </w:r>
+    </w:p>
+    <w:p>
+      <w:pPr>
+        <w:pStyle w:val="Compact"/>
+        <w:numPr>
+          <w:ilvl w:val="1"/>
+          <w:numId w:val="1011"/>
+        </w:numPr>
+      </w:pPr>
+      <w:r>
+        <w:t xml:space="preserve">No outliers</w:t>
+      </w:r>
+    </w:p>
+    <w:p>
+      <w:pPr>
+        <w:pStyle w:val="Compact"/>
+        <w:numPr>
+          <w:ilvl w:val="0"/>
+          <w:numId w:val="1010"/>
+        </w:numPr>
+      </w:pPr>
+      <w:r>
+        <w:t xml:space="preserve">Random sampling:</w:t>
+      </w:r>
+    </w:p>
+    <w:p>
+      <w:pPr>
+        <w:numPr>
+          <w:ilvl w:val="1"/>
+          <w:numId w:val="1012"/>
+        </w:numPr>
+      </w:pPr>
+      <w:r>
+        <w:t xml:space="preserve">samples are randomly collected from populations; part of</w:t>
+      </w:r>
+      <w:r>
+        <w:t xml:space="preserve"> </w:t>
+      </w:r>
+      <w:r>
+        <w:t xml:space="preserve">experimental design</w:t>
+      </w:r>
+    </w:p>
+    <w:p>
+      <w:pPr>
+        <w:numPr>
+          <w:ilvl w:val="1"/>
+          <w:numId w:val="1012"/>
+        </w:numPr>
+      </w:pPr>
+      <w:r>
         <w:t xml:space="preserve">Necessary for sample -&gt; population inference</w:t>
       </w:r>
     </w:p>
@@ -1008,7 +1495,7 @@
       <w:r>
         <w:drawing>
           <wp:inline>
-            <wp:extent cx="2857500" cy="1905000"/>
+            <wp:extent cx="2305050" cy="2771775"/>
             <wp:effectExtent b="0" l="0" r="0" t="0"/>
             <wp:docPr descr="" title="" id="39" name="Picture"/>
             <a:graphic>
@@ -1029,7 +1516,7 @@
                   <pic:spPr bwMode="auto">
                     <a:xfrm>
                       <a:off x="0" y="0"/>
-                      <a:ext cx="2857500" cy="1905000"/>
+                      <a:ext cx="2305050" cy="2771775"/>
                     </a:xfrm>
                     <a:prstGeom prst="rect">
                       <a:avLst/>
@@ -1068,9 +1555,10 @@
     </w:p>
     <w:p>
       <w:pPr>
-        <w:numPr>
-          <w:ilvl w:val="0"/>
-          <w:numId w:val="1012"/>
+        <w:pStyle w:val="Compact"/>
+        <w:numPr>
+          <w:ilvl w:val="0"/>
+          <w:numId w:val="1013"/>
         </w:numPr>
       </w:pPr>
       <w:r>
@@ -1079,9 +1567,10 @@
     </w:p>
     <w:p>
       <w:pPr>
-        <w:numPr>
-          <w:ilvl w:val="0"/>
-          <w:numId w:val="1012"/>
+        <w:pStyle w:val="Compact"/>
+        <w:numPr>
+          <w:ilvl w:val="0"/>
+          <w:numId w:val="1013"/>
         </w:numPr>
       </w:pPr>
       <w:r>
@@ -1090,9 +1579,10 @@
     </w:p>
     <w:p>
       <w:pPr>
-        <w:numPr>
-          <w:ilvl w:val="0"/>
-          <w:numId w:val="1012"/>
+        <w:pStyle w:val="Compact"/>
+        <w:numPr>
+          <w:ilvl w:val="0"/>
+          <w:numId w:val="1013"/>
         </w:numPr>
       </w:pPr>
       <w:r>
@@ -1101,9 +1591,10 @@
     </w:p>
     <w:p>
       <w:pPr>
-        <w:numPr>
-          <w:ilvl w:val="0"/>
-          <w:numId w:val="1012"/>
+        <w:pStyle w:val="Compact"/>
+        <w:numPr>
+          <w:ilvl w:val="0"/>
+          <w:numId w:val="1013"/>
         </w:numPr>
       </w:pPr>
       <w:r>
@@ -1112,9 +1603,10 @@
     </w:p>
     <w:p>
       <w:pPr>
-        <w:numPr>
-          <w:ilvl w:val="0"/>
-          <w:numId w:val="1012"/>
+        <w:pStyle w:val="Compact"/>
+        <w:numPr>
+          <w:ilvl w:val="0"/>
+          <w:numId w:val="1013"/>
         </w:numPr>
       </w:pPr>
       <w:r>
@@ -1126,6 +1618,8 @@
       <w:r>
         <w:rPr>
           <w:rStyle w:val="VerbatimChar"/>
+          <w:b/>
+          <w:bCs/>
         </w:rPr>
         <w:t xml:space="preserve">NE 12</w:t>
       </w:r>
@@ -1133,57 +1627,13 @@
         <w:t xml:space="preserve"> </w:t>
       </w:r>
       <w:r>
-        <w:t xml:space="preserve">as if we were going to do a</w:t>
-      </w:r>
-      <w:r>
-        <w:t xml:space="preserve"> </w:t>
-      </w:r>
-      <w:r>
-        <w:t xml:space="preserve">one sample T Test</w:t>
-      </w:r>
-    </w:p>
-    <w:p>
-      <w:pPr>
-        <w:pStyle w:val="Compact"/>
-        <w:numPr>
-          <w:ilvl w:val="1"/>
-          <w:numId w:val="1013"/>
-        </w:numPr>
-      </w:pPr>
-      <w:r>
-        <w:t xml:space="preserve">we need to make a new dataframe with NE 12 data only called</w:t>
-      </w:r>
-      <w:r>
-        <w:t xml:space="preserve"> </w:t>
-      </w:r>
-      <w:r>
-        <w:rPr>
-          <w:rStyle w:val="VerbatimChar"/>
-        </w:rPr>
-        <w:t xml:space="preserve">ne12_data</w:t>
-      </w:r>
-    </w:p>
-    <w:p>
-      <w:pPr>
-        <w:pStyle w:val="Compact"/>
-        <w:numPr>
-          <w:ilvl w:val="1"/>
-          <w:numId w:val="1013"/>
-        </w:numPr>
-      </w:pPr>
-      <w:r>
-        <w:t xml:space="preserve">how do you do this?</w:t>
-      </w:r>
-    </w:p>
-    <w:p>
-      <w:pPr>
-        <w:numPr>
-          <w:ilvl w:val="0"/>
-          <w:numId w:val="1012"/>
-        </w:numPr>
-      </w:pPr>
-      <w:r>
-        <w:t xml:space="preserve">Normality: Samples from normally distributed population</w:t>
+        <w:t xml:space="preserve">as if we were going to</w:t>
+      </w:r>
+      <w:r>
+        <w:t xml:space="preserve"> </w:t>
+      </w:r>
+      <w:r>
+        <w:t xml:space="preserve">do a one sample T Test</w:t>
       </w:r>
     </w:p>
     <w:p>
@@ -1195,6 +1645,51 @@
         </w:numPr>
       </w:pPr>
       <w:r>
+        <w:t xml:space="preserve">we need to make a new dataframe with NE 12 data only called</w:t>
+      </w:r>
+      <w:r>
+        <w:t xml:space="preserve"> </w:t>
+      </w:r>
+      <w:r>
+        <w:rPr>
+          <w:rStyle w:val="VerbatimChar"/>
+        </w:rPr>
+        <w:t xml:space="preserve">ne12_data</w:t>
+      </w:r>
+    </w:p>
+    <w:p>
+      <w:pPr>
+        <w:pStyle w:val="Compact"/>
+        <w:numPr>
+          <w:ilvl w:val="1"/>
+          <w:numId w:val="1014"/>
+        </w:numPr>
+      </w:pPr>
+      <w:r>
+        <w:t xml:space="preserve">how do you do this?</w:t>
+      </w:r>
+    </w:p>
+    <w:p>
+      <w:pPr>
+        <w:pStyle w:val="Compact"/>
+        <w:numPr>
+          <w:ilvl w:val="0"/>
+          <w:numId w:val="1013"/>
+        </w:numPr>
+      </w:pPr>
+      <w:r>
+        <w:t xml:space="preserve">Normality: Samples from normally distributed population</w:t>
+      </w:r>
+    </w:p>
+    <w:p>
+      <w:pPr>
+        <w:pStyle w:val="Compact"/>
+        <w:numPr>
+          <w:ilvl w:val="1"/>
+          <w:numId w:val="1015"/>
+        </w:numPr>
+      </w:pPr>
+      <w:r>
         <w:t xml:space="preserve">Graphical tests: histograms, dotplots, boxplots,</w:t>
       </w:r>
       <w:r>
@@ -1213,7 +1708,7 @@
         <w:pStyle w:val="Compact"/>
         <w:numPr>
           <w:ilvl w:val="1"/>
-          <w:numId w:val="1014"/>
+          <w:numId w:val="1015"/>
         </w:numPr>
       </w:pPr>
       <w:r>
@@ -1256,7 +1751,7 @@
               <a:graphicData uri="http://schemas.openxmlformats.org/drawingml/2006/picture">
                 <pic:pic>
                   <pic:nvPicPr>
-                    <pic:cNvPr descr="07_01_lecture_powerpoint_files/figure-docx/unnamed-chunk-2-1.png" id="44" name="Picture"/>
+                    <pic:cNvPr descr="07_01_lecture_powerpoint_files/figure-docx/unnamed-chunk-3-1.png" id="44" name="Picture"/>
                     <pic:cNvPicPr>
                       <a:picLocks noChangeArrowheads="1" noChangeAspect="1"/>
                     </pic:cNvPicPr>
@@ -1311,7 +1806,7 @@
       <w:pPr>
         <w:numPr>
           <w:ilvl w:val="0"/>
-          <w:numId w:val="1015"/>
+          <w:numId w:val="1016"/>
         </w:numPr>
       </w:pPr>
       <w:r>
@@ -1322,7 +1817,7 @@
       <w:pPr>
         <w:numPr>
           <w:ilvl w:val="0"/>
-          <w:numId w:val="1015"/>
+          <w:numId w:val="1016"/>
         </w:numPr>
       </w:pPr>
       <w:r>
@@ -1333,7 +1828,7 @@
       <w:pPr>
         <w:numPr>
           <w:ilvl w:val="0"/>
-          <w:numId w:val="1015"/>
+          <w:numId w:val="1016"/>
         </w:numPr>
       </w:pPr>
       <w:r>
@@ -1344,7 +1839,7 @@
       <w:pPr>
         <w:numPr>
           <w:ilvl w:val="0"/>
-          <w:numId w:val="1015"/>
+          <w:numId w:val="1016"/>
         </w:numPr>
       </w:pPr>
       <w:r>
@@ -1355,7 +1850,7 @@
       <w:pPr>
         <w:numPr>
           <w:ilvl w:val="0"/>
-          <w:numId w:val="1015"/>
+          <w:numId w:val="1016"/>
         </w:numPr>
       </w:pPr>
       <w:r>
@@ -1381,50 +1876,6 @@
       </w:r>
       <w:r>
         <w:t xml:space="preserve">one sample T Test</w:t>
-      </w:r>
-    </w:p>
-    <w:p>
-      <w:pPr>
-        <w:pStyle w:val="Compact"/>
-        <w:numPr>
-          <w:ilvl w:val="1"/>
-          <w:numId w:val="1016"/>
-        </w:numPr>
-      </w:pPr>
-      <w:r>
-        <w:t xml:space="preserve">we need to make a new dataframe with NE 12 data only called</w:t>
-      </w:r>
-      <w:r>
-        <w:t xml:space="preserve"> </w:t>
-      </w:r>
-      <w:r>
-        <w:rPr>
-          <w:rStyle w:val="VerbatimChar"/>
-        </w:rPr>
-        <w:t xml:space="preserve">ne12_data</w:t>
-      </w:r>
-    </w:p>
-    <w:p>
-      <w:pPr>
-        <w:pStyle w:val="Compact"/>
-        <w:numPr>
-          <w:ilvl w:val="1"/>
-          <w:numId w:val="1016"/>
-        </w:numPr>
-      </w:pPr>
-      <w:r>
-        <w:t xml:space="preserve">how do you do this?</w:t>
-      </w:r>
-    </w:p>
-    <w:p>
-      <w:pPr>
-        <w:numPr>
-          <w:ilvl w:val="0"/>
-          <w:numId w:val="1015"/>
-        </w:numPr>
-      </w:pPr>
-      <w:r>
-        <w:t xml:space="preserve">Normality: Samples from normally distributed population</w:t>
       </w:r>
     </w:p>
     <w:p>
@@ -1436,6 +1887,50 @@
         </w:numPr>
       </w:pPr>
       <w:r>
+        <w:t xml:space="preserve">we need to make a new dataframe with NE 12 data only called</w:t>
+      </w:r>
+      <w:r>
+        <w:t xml:space="preserve"> </w:t>
+      </w:r>
+      <w:r>
+        <w:rPr>
+          <w:rStyle w:val="VerbatimChar"/>
+        </w:rPr>
+        <w:t xml:space="preserve">ne12_data</w:t>
+      </w:r>
+    </w:p>
+    <w:p>
+      <w:pPr>
+        <w:pStyle w:val="Compact"/>
+        <w:numPr>
+          <w:ilvl w:val="1"/>
+          <w:numId w:val="1017"/>
+        </w:numPr>
+      </w:pPr>
+      <w:r>
+        <w:t xml:space="preserve">how do you do this?</w:t>
+      </w:r>
+    </w:p>
+    <w:p>
+      <w:pPr>
+        <w:numPr>
+          <w:ilvl w:val="0"/>
+          <w:numId w:val="1016"/>
+        </w:numPr>
+      </w:pPr>
+      <w:r>
+        <w:t xml:space="preserve">Normality: Samples from normally distributed population</w:t>
+      </w:r>
+    </w:p>
+    <w:p>
+      <w:pPr>
+        <w:pStyle w:val="Compact"/>
+        <w:numPr>
+          <w:ilvl w:val="1"/>
+          <w:numId w:val="1018"/>
+        </w:numPr>
+      </w:pPr>
+      <w:r>
         <w:t xml:space="preserve">Graphical tests: histograms, dotplots, boxplots,</w:t>
       </w:r>
       <w:r>
@@ -1454,7 +1949,7 @@
         <w:pStyle w:val="Compact"/>
         <w:numPr>
           <w:ilvl w:val="1"/>
-          <w:numId w:val="1017"/>
+          <w:numId w:val="1018"/>
         </w:numPr>
       </w:pPr>
       <w:r>
@@ -1496,17 +1991,6 @@
         <w:pStyle w:val="SourceCode"/>
       </w:pPr>
       <w:r>
-        <w:rPr>
-          <w:rStyle w:val="VerbatimChar"/>
-        </w:rPr>
-        <w:t xml:space="preserve">[1] "Null hypothesis is that data is normally distributed"</w:t>
-      </w:r>
-    </w:p>
-    <w:p>
-      <w:pPr>
-        <w:pStyle w:val="SourceCode"/>
-      </w:pPr>
-      <w:r>
         <w:br/>
       </w:r>
       <w:r>
@@ -1560,7 +2044,7 @@
         <w:pStyle w:val="Compact"/>
         <w:numPr>
           <w:ilvl w:val="0"/>
-          <w:numId w:val="1018"/>
+          <w:numId w:val="1019"/>
         </w:numPr>
       </w:pPr>
       <w:r>
@@ -1572,7 +2056,7 @@
         <w:pStyle w:val="Compact"/>
         <w:numPr>
           <w:ilvl w:val="0"/>
-          <w:numId w:val="1018"/>
+          <w:numId w:val="1019"/>
         </w:numPr>
       </w:pPr>
       <w:r>
@@ -1584,7 +2068,7 @@
         <w:pStyle w:val="Compact"/>
         <w:numPr>
           <w:ilvl w:val="0"/>
-          <w:numId w:val="1018"/>
+          <w:numId w:val="1019"/>
         </w:numPr>
       </w:pPr>
       <w:r>
@@ -1596,7 +2080,7 @@
         <w:pStyle w:val="Compact"/>
         <w:numPr>
           <w:ilvl w:val="0"/>
-          <w:numId w:val="1018"/>
+          <w:numId w:val="1019"/>
         </w:numPr>
       </w:pPr>
       <w:r>
@@ -1622,7 +2106,7 @@
         <w:pStyle w:val="Compact"/>
         <w:numPr>
           <w:ilvl w:val="0"/>
-          <w:numId w:val="1019"/>
+          <w:numId w:val="1020"/>
         </w:numPr>
       </w:pPr>
       <w:r>
@@ -1634,7 +2118,7 @@
         <w:pStyle w:val="Compact"/>
         <w:numPr>
           <w:ilvl w:val="0"/>
-          <w:numId w:val="1019"/>
+          <w:numId w:val="1020"/>
         </w:numPr>
       </w:pPr>
       <w:r>
@@ -1652,7 +2136,7 @@
         <w:pStyle w:val="Compact"/>
         <w:numPr>
           <w:ilvl w:val="0"/>
-          <w:numId w:val="1019"/>
+          <w:numId w:val="1020"/>
         </w:numPr>
       </w:pPr>
       <w:r>
@@ -1664,7 +2148,7 @@
         <w:pStyle w:val="Compact"/>
         <w:numPr>
           <w:ilvl w:val="1"/>
-          <w:numId w:val="1020"/>
+          <w:numId w:val="1021"/>
         </w:numPr>
       </w:pPr>
       <w:r>
@@ -1676,7 +2160,7 @@
         <w:pStyle w:val="Compact"/>
         <w:numPr>
           <w:ilvl w:val="1"/>
-          <w:numId w:val="1020"/>
+          <w:numId w:val="1021"/>
         </w:numPr>
       </w:pPr>
       <w:r>
@@ -1690,14 +2174,14 @@
       <w:r>
         <w:drawing>
           <wp:inline>
-            <wp:extent cx="4572000" cy="3657600"/>
+            <wp:extent cx="2743200" cy="2743200"/>
             <wp:effectExtent b="0" l="0" r="0" t="0"/>
             <wp:docPr descr="" title="" id="48" name="Picture"/>
             <a:graphic>
               <a:graphicData uri="http://schemas.openxmlformats.org/drawingml/2006/picture">
                 <pic:pic>
                   <pic:nvPicPr>
-                    <pic:cNvPr descr="07_01_lecture_powerpoint_files/figure-docx/unnamed-chunk-4-1.png" id="49" name="Picture"/>
+                    <pic:cNvPr descr="07_01_lecture_powerpoint_files/figure-docx/unnamed-chunk-5-1.png" id="49" name="Picture"/>
                     <pic:cNvPicPr>
                       <a:picLocks noChangeArrowheads="1" noChangeAspect="1"/>
                     </pic:cNvPicPr>
@@ -1711,7 +2195,7 @@
                   <pic:spPr bwMode="auto">
                     <a:xfrm>
                       <a:off x="0" y="0"/>
-                      <a:ext cx="4572000" cy="3657600"/>
+                      <a:ext cx="2743200" cy="2743200"/>
                     </a:xfrm>
                     <a:prstGeom prst="rect">
                       <a:avLst/>
@@ -1745,89 +2229,11 @@
         <w:pStyle w:val="Compact"/>
         <w:numPr>
           <w:ilvl w:val="0"/>
-          <w:numId w:val="1021"/>
+          <w:numId w:val="1022"/>
         </w:numPr>
       </w:pPr>
       <w:r>
         <w:t xml:space="preserve">Basic assumptions of parametric t-tests:</w:t>
-      </w:r>
-    </w:p>
-    <w:p>
-      <w:pPr>
-        <w:pStyle w:val="Compact"/>
-        <w:numPr>
-          <w:ilvl w:val="1"/>
-          <w:numId w:val="1022"/>
-        </w:numPr>
-      </w:pPr>
-      <w:r>
-        <w:t xml:space="preserve">Normality</w:t>
-      </w:r>
-    </w:p>
-    <w:p>
-      <w:pPr>
-        <w:pStyle w:val="Compact"/>
-        <w:numPr>
-          <w:ilvl w:val="1"/>
-          <w:numId w:val="1022"/>
-        </w:numPr>
-      </w:pPr>
-      <w:r>
-        <w:t xml:space="preserve">equal variance</w:t>
-      </w:r>
-    </w:p>
-    <w:p>
-      <w:pPr>
-        <w:pStyle w:val="Compact"/>
-        <w:numPr>
-          <w:ilvl w:val="1"/>
-          <w:numId w:val="1022"/>
-        </w:numPr>
-      </w:pPr>
-      <w:r>
-        <w:t xml:space="preserve">random sampling</w:t>
-      </w:r>
-    </w:p>
-    <w:p>
-      <w:pPr>
-        <w:pStyle w:val="Compact"/>
-        <w:numPr>
-          <w:ilvl w:val="1"/>
-          <w:numId w:val="1022"/>
-        </w:numPr>
-      </w:pPr>
-      <w:r>
-        <w:t xml:space="preserve">no outliers</w:t>
-      </w:r>
-    </w:p>
-    <w:p>
-      <w:pPr>
-        <w:pStyle w:val="Compact"/>
-        <w:numPr>
-          <w:ilvl w:val="0"/>
-          <w:numId w:val="1021"/>
-        </w:numPr>
-      </w:pPr>
-      <w:r>
-        <w:t xml:space="preserve">No outliers: no</w:t>
-      </w:r>
-      <w:r>
-        <w:t xml:space="preserve"> </w:t>
-      </w:r>
-      <w:r>
-        <w:t xml:space="preserve">“extreme”</w:t>
-      </w:r>
-      <w:r>
-        <w:t xml:space="preserve"> </w:t>
-      </w:r>
-      <w:r>
-        <w:t xml:space="preserve">values that are very different from rest</w:t>
-      </w:r>
-      <w:r>
-        <w:t xml:space="preserve"> </w:t>
-      </w:r>
-      <w:r>
-        <w:t xml:space="preserve">of sample</w:t>
       </w:r>
     </w:p>
     <w:p>
@@ -1839,7 +2245,7 @@
         </w:numPr>
       </w:pPr>
       <w:r>
-        <w:t xml:space="preserve">Graphical tests: boxplots, histograms</w:t>
+        <w:t xml:space="preserve">Normality</w:t>
       </w:r>
     </w:p>
     <w:p>
@@ -1851,10 +2257,7 @@
         </w:numPr>
       </w:pPr>
       <w:r>
-        <w:t xml:space="preserve">“Formal tests”</w:t>
-      </w:r>
-      <w:r>
-        <w:t xml:space="preserve">: Grubb’s test - no one really does this</w:t>
+        <w:t xml:space="preserve">equal variance</w:t>
       </w:r>
     </w:p>
     <w:p>
@@ -1863,6 +2266,87 @@
         <w:numPr>
           <w:ilvl w:val="1"/>
           <w:numId w:val="1023"/>
+        </w:numPr>
+      </w:pPr>
+      <w:r>
+        <w:t xml:space="preserve">random sampling</w:t>
+      </w:r>
+    </w:p>
+    <w:p>
+      <w:pPr>
+        <w:pStyle w:val="Compact"/>
+        <w:numPr>
+          <w:ilvl w:val="1"/>
+          <w:numId w:val="1023"/>
+        </w:numPr>
+      </w:pPr>
+      <w:r>
+        <w:t xml:space="preserve">no outliers</w:t>
+      </w:r>
+    </w:p>
+    <w:p>
+      <w:pPr>
+        <w:pStyle w:val="Compact"/>
+        <w:numPr>
+          <w:ilvl w:val="0"/>
+          <w:numId w:val="1022"/>
+        </w:numPr>
+      </w:pPr>
+      <w:r>
+        <w:t xml:space="preserve">No outliers: no</w:t>
+      </w:r>
+      <w:r>
+        <w:t xml:space="preserve"> </w:t>
+      </w:r>
+      <w:r>
+        <w:t xml:space="preserve">“extreme”</w:t>
+      </w:r>
+      <w:r>
+        <w:t xml:space="preserve"> </w:t>
+      </w:r>
+      <w:r>
+        <w:t xml:space="preserve">values that are very different from rest</w:t>
+      </w:r>
+      <w:r>
+        <w:t xml:space="preserve"> </w:t>
+      </w:r>
+      <w:r>
+        <w:t xml:space="preserve">of sample</w:t>
+      </w:r>
+    </w:p>
+    <w:p>
+      <w:pPr>
+        <w:pStyle w:val="Compact"/>
+        <w:numPr>
+          <w:ilvl w:val="1"/>
+          <w:numId w:val="1024"/>
+        </w:numPr>
+      </w:pPr>
+      <w:r>
+        <w:t xml:space="preserve">Graphical tests: boxplots, histograms</w:t>
+      </w:r>
+    </w:p>
+    <w:p>
+      <w:pPr>
+        <w:pStyle w:val="Compact"/>
+        <w:numPr>
+          <w:ilvl w:val="1"/>
+          <w:numId w:val="1024"/>
+        </w:numPr>
+      </w:pPr>
+      <w:r>
+        <w:t xml:space="preserve">“Formal tests”</w:t>
+      </w:r>
+      <w:r>
+        <w:t xml:space="preserve">: Grubb’s test - no one really does this</w:t>
+      </w:r>
+    </w:p>
+    <w:p>
+      <w:pPr>
+        <w:pStyle w:val="Compact"/>
+        <w:numPr>
+          <w:ilvl w:val="1"/>
+          <w:numId w:val="1024"/>
         </w:numPr>
       </w:pPr>
       <w:r>
@@ -1887,7 +2371,7 @@
               <a:graphicData uri="http://schemas.openxmlformats.org/drawingml/2006/picture">
                 <pic:pic>
                   <pic:nvPicPr>
-                    <pic:cNvPr descr="07_01_lecture_powerpoint_files/figure-docx/unnamed-chunk-5-1.png" id="53" name="Picture"/>
+                    <pic:cNvPr descr="07_01_lecture_powerpoint_files/figure-docx/unnamed-chunk-6-1.png" id="53" name="Picture"/>
                     <pic:cNvPicPr>
                       <a:picLocks noChangeArrowheads="1" noChangeAspect="1"/>
                     </pic:cNvPicPr>
@@ -1935,7 +2419,7 @@
         <w:pStyle w:val="Compact"/>
         <w:numPr>
           <w:ilvl w:val="0"/>
-          <w:numId w:val="1024"/>
+          <w:numId w:val="1025"/>
         </w:numPr>
       </w:pPr>
       <w:r>
@@ -1947,7 +2431,7 @@
         <w:pStyle w:val="Compact"/>
         <w:numPr>
           <w:ilvl w:val="0"/>
-          <w:numId w:val="1024"/>
+          <w:numId w:val="1025"/>
         </w:numPr>
       </w:pPr>
       <w:r>
@@ -1959,7 +2443,7 @@
         <w:pStyle w:val="Compact"/>
         <w:numPr>
           <w:ilvl w:val="0"/>
-          <w:numId w:val="1024"/>
+          <w:numId w:val="1025"/>
         </w:numPr>
       </w:pPr>
       <w:r>
@@ -1971,7 +2455,7 @@
         <w:pStyle w:val="Compact"/>
         <w:numPr>
           <w:ilvl w:val="1"/>
-          <w:numId w:val="1025"/>
+          <w:numId w:val="1026"/>
         </w:numPr>
       </w:pPr>
       <w:r>
@@ -1993,7 +2477,7 @@
         <w:pStyle w:val="Compact"/>
         <w:numPr>
           <w:ilvl w:val="1"/>
-          <w:numId w:val="1025"/>
+          <w:numId w:val="1026"/>
         </w:numPr>
       </w:pPr>
       <w:r>
@@ -2043,7 +2527,7 @@
         <w:pStyle w:val="Compact"/>
         <w:numPr>
           <w:ilvl w:val="1"/>
-          <w:numId w:val="1025"/>
+          <w:numId w:val="1026"/>
         </w:numPr>
       </w:pPr>
       <w:r>
@@ -2095,20 +2579,418 @@
       <w:r>
         <w:drawing>
           <wp:inline>
-            <wp:extent cx="4572000" cy="3657600"/>
+            <wp:extent cx="2743200" cy="2743200"/>
             <wp:effectExtent b="0" l="0" r="0" t="0"/>
             <wp:docPr descr="" title="" id="56" name="Picture"/>
             <a:graphic>
               <a:graphicData uri="http://schemas.openxmlformats.org/drawingml/2006/picture">
                 <pic:pic>
                   <pic:nvPicPr>
-                    <pic:cNvPr descr="07_01_lecture_powerpoint_files/figure-docx/unnamed-chunk-6-1.png" id="57" name="Picture"/>
+                    <pic:cNvPr descr="07_01_lecture_powerpoint_files/figure-docx/unnamed-chunk-7-1.png" id="57" name="Picture"/>
                     <pic:cNvPicPr>
                       <a:picLocks noChangeArrowheads="1" noChangeAspect="1"/>
                     </pic:cNvPicPr>
                   </pic:nvPicPr>
                   <pic:blipFill>
                     <a:blip r:embed="rId55"/>
+                    <a:stretch>
+                      <a:fillRect/>
+                    </a:stretch>
+                  </pic:blipFill>
+                  <pic:spPr bwMode="auto">
+                    <a:xfrm>
+                      <a:off x="0" y="0"/>
+                      <a:ext cx="2743200" cy="2743200"/>
+                    </a:xfrm>
+                    <a:prstGeom prst="rect">
+                      <a:avLst/>
+                    </a:prstGeom>
+                    <a:noFill/>
+                    <a:ln w="9525">
+                      <a:noFill/>
+                      <a:headEnd/>
+                      <a:tailEnd/>
+                    </a:ln>
+                  </pic:spPr>
+                </pic:pic>
+              </a:graphicData>
+            </a:graphic>
+          </wp:inline>
+        </w:drawing>
+      </w:r>
+    </w:p>
+    <w:bookmarkEnd w:id="58"/>
+    <w:bookmarkStart w:id="63" w:name="understanding-qq-plots"/>
+    <w:p>
+      <w:pPr>
+        <w:pStyle w:val="Heading1"/>
+      </w:pPr>
+      <w:r>
+        <w:t xml:space="preserve">Understanding QQ-Plots</w:t>
+      </w:r>
+    </w:p>
+    <w:bookmarkStart w:id="59" w:name="qq-plots-tool-for-assessing-normality"/>
+    <w:p>
+      <w:pPr>
+        <w:pStyle w:val="Heading3"/>
+      </w:pPr>
+      <w:r>
+        <w:t xml:space="preserve">QQ-plots: tool for assessing normality</w:t>
+      </w:r>
+    </w:p>
+    <w:p>
+      <w:pPr>
+        <w:pStyle w:val="Compact"/>
+        <w:numPr>
+          <w:ilvl w:val="0"/>
+          <w:numId w:val="1027"/>
+        </w:numPr>
+      </w:pPr>
+      <w:r>
+        <w:t xml:space="preserve">On x- theoretical quantiles from SND</w:t>
+      </w:r>
+    </w:p>
+    <w:p>
+      <w:pPr>
+        <w:pStyle w:val="Compact"/>
+        <w:numPr>
+          <w:ilvl w:val="0"/>
+          <w:numId w:val="1027"/>
+        </w:numPr>
+      </w:pPr>
+      <w:r>
+        <w:t xml:space="preserve">On y- ordered sample values</w:t>
+      </w:r>
+    </w:p>
+    <w:p>
+      <w:pPr>
+        <w:pStyle w:val="Compact"/>
+        <w:numPr>
+          <w:ilvl w:val="0"/>
+          <w:numId w:val="1027"/>
+        </w:numPr>
+      </w:pPr>
+      <w:r>
+        <w:t xml:space="preserve">Deviation from normal can be detected as deviation from straight</w:t>
+      </w:r>
+      <w:r>
+        <w:t xml:space="preserve"> </w:t>
+      </w:r>
+      <w:r>
+        <w:t xml:space="preserve">line</w:t>
+      </w:r>
+    </w:p>
+    <w:bookmarkEnd w:id="59"/>
+    <w:p>
+      <w:pPr>
+        <w:pStyle w:val="FirstParagraph"/>
+      </w:pPr>
+      <w:r>
+        <w:drawing>
+          <wp:inline>
+            <wp:extent cx="2743200" cy="2743200"/>
+            <wp:effectExtent b="0" l="0" r="0" t="0"/>
+            <wp:docPr descr="" title="" id="61" name="Picture"/>
+            <a:graphic>
+              <a:graphicData uri="http://schemas.openxmlformats.org/drawingml/2006/picture">
+                <pic:pic>
+                  <pic:nvPicPr>
+                    <pic:cNvPr descr="07_01_lecture_powerpoint_files/figure-docx/unnamed-chunk-8-1.png" id="62" name="Picture"/>
+                    <pic:cNvPicPr>
+                      <a:picLocks noChangeArrowheads="1" noChangeAspect="1"/>
+                    </pic:cNvPicPr>
+                  </pic:nvPicPr>
+                  <pic:blipFill>
+                    <a:blip r:embed="rId60"/>
+                    <a:stretch>
+                      <a:fillRect/>
+                    </a:stretch>
+                  </pic:blipFill>
+                  <pic:spPr bwMode="auto">
+                    <a:xfrm>
+                      <a:off x="0" y="0"/>
+                      <a:ext cx="2743200" cy="2743200"/>
+                    </a:xfrm>
+                    <a:prstGeom prst="rect">
+                      <a:avLst/>
+                    </a:prstGeom>
+                    <a:noFill/>
+                    <a:ln w="9525">
+                      <a:noFill/>
+                      <a:headEnd/>
+                      <a:tailEnd/>
+                    </a:ln>
+                  </pic:spPr>
+                </pic:pic>
+              </a:graphicData>
+            </a:graphic>
+          </wp:inline>
+        </w:drawing>
+      </w:r>
+    </w:p>
+    <w:bookmarkEnd w:id="63"/>
+    <w:bookmarkStart w:id="68" w:name="data-transformations"/>
+    <w:p>
+      <w:pPr>
+        <w:pStyle w:val="Heading1"/>
+      </w:pPr>
+      <w:r>
+        <w:t xml:space="preserve">Data Transformations</w:t>
+      </w:r>
+    </w:p>
+    <w:p>
+      <w:pPr>
+        <w:pStyle w:val="Compact"/>
+        <w:numPr>
+          <w:ilvl w:val="0"/>
+          <w:numId w:val="1028"/>
+        </w:numPr>
+      </w:pPr>
+      <w:r>
+        <w:t xml:space="preserve">In some cases, data can be mathematically</w:t>
+      </w:r>
+      <w:r>
+        <w:t xml:space="preserve"> </w:t>
+      </w:r>
+      <w:r>
+        <w:t xml:space="preserve">“transformed”</w:t>
+      </w:r>
+      <w:r>
+        <w:t xml:space="preserve"> </w:t>
+      </w:r>
+      <w:r>
+        <w:t xml:space="preserve">to meet</w:t>
+      </w:r>
+      <w:r>
+        <w:t xml:space="preserve"> </w:t>
+      </w:r>
+      <w:r>
+        <w:t xml:space="preserve">assumptions of parametric tests</w:t>
+      </w:r>
+    </w:p>
+    <w:p>
+      <w:pPr>
+        <w:pStyle w:val="Compact"/>
+        <w:numPr>
+          <w:ilvl w:val="0"/>
+          <w:numId w:val="1028"/>
+        </w:numPr>
+      </w:pPr>
+      <w:r>
+        <w:t xml:space="preserve">this can be done in r and usually involves</w:t>
+      </w:r>
+    </w:p>
+    <w:p>
+      <w:pPr>
+        <w:pStyle w:val="Compact"/>
+        <w:numPr>
+          <w:ilvl w:val="1"/>
+          <w:numId w:val="1029"/>
+        </w:numPr>
+      </w:pPr>
+      <w:r>
+        <w:t xml:space="preserve">log10 transformations</w:t>
+      </w:r>
+    </w:p>
+    <w:p>
+      <w:pPr>
+        <w:pStyle w:val="Compact"/>
+        <w:numPr>
+          <w:ilvl w:val="1"/>
+          <w:numId w:val="1029"/>
+        </w:numPr>
+      </w:pPr>
+      <w:r>
+        <w:t xml:space="preserve">square root transformations</w:t>
+      </w:r>
+    </w:p>
+    <w:p>
+      <w:pPr>
+        <w:pStyle w:val="Compact"/>
+        <w:numPr>
+          <w:ilvl w:val="1"/>
+          <w:numId w:val="1029"/>
+        </w:numPr>
+      </w:pPr>
+      <w:r>
+        <w:t xml:space="preserve">and many others… I will have a description soon</w:t>
+      </w:r>
+    </w:p>
+    <w:p>
+      <w:pPr>
+        <w:pStyle w:val="FirstParagraph"/>
+      </w:pPr>
+      <w:r>
+        <w:drawing>
+          <wp:inline>
+            <wp:extent cx="4095750" cy="3514725"/>
+            <wp:effectExtent b="0" l="0" r="0" t="0"/>
+            <wp:docPr descr="" title="" id="65" name="Picture"/>
+            <a:graphic>
+              <a:graphicData uri="http://schemas.openxmlformats.org/drawingml/2006/picture">
+                <pic:pic>
+                  <pic:nvPicPr>
+                    <pic:cNvPr descr="images/transformations_2%20jpg.jpg" id="66" name="Picture"/>
+                    <pic:cNvPicPr>
+                      <a:picLocks noChangeArrowheads="1" noChangeAspect="1"/>
+                    </pic:cNvPicPr>
+                  </pic:nvPicPr>
+                  <pic:blipFill>
+                    <a:blip r:embed="rId64"/>
+                    <a:stretch>
+                      <a:fillRect/>
+                    </a:stretch>
+                  </pic:blipFill>
+                  <pic:spPr bwMode="auto">
+                    <a:xfrm>
+                      <a:off x="0" y="0"/>
+                      <a:ext cx="4095750" cy="3514725"/>
+                    </a:xfrm>
+                    <a:prstGeom prst="rect">
+                      <a:avLst/>
+                    </a:prstGeom>
+                    <a:noFill/>
+                    <a:ln w="9525">
+                      <a:noFill/>
+                      <a:headEnd/>
+                      <a:tailEnd/>
+                    </a:ln>
+                  </pic:spPr>
+                </pic:pic>
+              </a:graphicData>
+            </a:graphic>
+          </wp:inline>
+        </w:drawing>
+      </w:r>
+    </w:p>
+    <w:p>
+      <w:pPr>
+        <w:pStyle w:val="BodyText"/>
+      </w:pPr>
+      <w:hyperlink r:id="rId67">
+        <w:r>
+          <w:rPr>
+            <w:rStyle w:val="Hyperlink"/>
+          </w:rPr>
+          <w:t xml:space="preserve">source</w:t>
+        </w:r>
+      </w:hyperlink>
+    </w:p>
+    <w:bookmarkEnd w:id="68"/>
+    <w:bookmarkStart w:id="72" w:name="robust-tests---welchs-t-test"/>
+    <w:p>
+      <w:pPr>
+        <w:pStyle w:val="Heading1"/>
+      </w:pPr>
+      <w:r>
+        <w:t xml:space="preserve">Robust tests - Welch’s T-Test</w:t>
+      </w:r>
+    </w:p>
+    <w:p>
+      <w:pPr>
+        <w:pStyle w:val="Compact"/>
+        <w:numPr>
+          <w:ilvl w:val="0"/>
+          <w:numId w:val="1030"/>
+        </w:numPr>
+      </w:pPr>
+      <w:r>
+        <w:rPr>
+          <w:b/>
+          <w:bCs/>
+        </w:rPr>
+        <w:t xml:space="preserve">Welch’s t-test</w:t>
+      </w:r>
+    </w:p>
+    <w:p>
+      <w:pPr>
+        <w:numPr>
+          <w:ilvl w:val="1"/>
+          <w:numId w:val="1031"/>
+        </w:numPr>
+      </w:pPr>
+      <w:r>
+        <w:t xml:space="preserve">common</w:t>
+      </w:r>
+      <w:r>
+        <w:t xml:space="preserve"> </w:t>
+      </w:r>
+      <w:r>
+        <w:t xml:space="preserve">“robust”</w:t>
+      </w:r>
+      <w:r>
+        <w:t xml:space="preserve"> </w:t>
+      </w:r>
+      <w:r>
+        <w:t xml:space="preserve">test for means of two populations</w:t>
+      </w:r>
+    </w:p>
+    <w:p>
+      <w:pPr>
+        <w:numPr>
+          <w:ilvl w:val="1"/>
+          <w:numId w:val="1031"/>
+        </w:numPr>
+      </w:pPr>
+      <w:r>
+        <w:t xml:space="preserve">Robust to violation of equal variance assumption, deals better</w:t>
+      </w:r>
+      <w:r>
+        <w:t xml:space="preserve"> </w:t>
+      </w:r>
+      <w:r>
+        <w:t xml:space="preserve">with unequal sample size</w:t>
+      </w:r>
+    </w:p>
+    <w:p>
+      <w:pPr>
+        <w:numPr>
+          <w:ilvl w:val="1"/>
+          <w:numId w:val="1031"/>
+        </w:numPr>
+      </w:pPr>
+      <w:r>
+        <w:t xml:space="preserve">Parametric test (assumes normal distribution)</w:t>
+      </w:r>
+    </w:p>
+    <w:p>
+      <w:pPr>
+        <w:numPr>
+          <w:ilvl w:val="1"/>
+          <w:numId w:val="1031"/>
+        </w:numPr>
+      </w:pPr>
+      <w:r>
+        <w:t xml:space="preserve">Calculates a t statistic but recalculates df based on samples</w:t>
+      </w:r>
+      <w:r>
+        <w:t xml:space="preserve"> </w:t>
+      </w:r>
+      <w:r>
+        <w:t xml:space="preserve">sizes and s</w:t>
+      </w:r>
+    </w:p>
+    <w:p>
+      <w:pPr>
+        <w:pStyle w:val="FirstParagraph"/>
+      </w:pPr>
+      <w:r>
+        <w:drawing>
+          <wp:inline>
+            <wp:extent cx="4572000" cy="3657600"/>
+            <wp:effectExtent b="0" l="0" r="0" t="0"/>
+            <wp:docPr descr="" title="" id="70" name="Picture"/>
+            <a:graphic>
+              <a:graphicData uri="http://schemas.openxmlformats.org/drawingml/2006/picture">
+                <pic:pic>
+                  <pic:nvPicPr>
+                    <pic:cNvPr descr="07_01_lecture_powerpoint_files/figure-docx/unnamed-chunk-9-1.png" id="71" name="Picture"/>
+                    <pic:cNvPicPr>
+                      <a:picLocks noChangeArrowheads="1" noChangeAspect="1"/>
+                    </pic:cNvPicPr>
+                  </pic:nvPicPr>
+                  <pic:blipFill>
+                    <a:blip r:embed="rId69"/>
                     <a:stretch>
                       <a:fillRect/>
                     </a:stretch>
@@ -2135,26 +3017,29 @@
         </w:drawing>
       </w:r>
     </w:p>
-    <w:bookmarkEnd w:id="58"/>
-    <w:bookmarkStart w:id="62" w:name="understanding-qq-plots"/>
+    <w:bookmarkEnd w:id="72"/>
+    <w:bookmarkStart w:id="73" w:name="X7bb87a1996e20e0d71a9f2f5886d0e1f768ea06"/>
     <w:p>
       <w:pPr>
         <w:pStyle w:val="Heading1"/>
       </w:pPr>
       <w:r>
-        <w:t xml:space="preserve">Understanding QQ-Plots</w:t>
-      </w:r>
-    </w:p>
-    <w:p>
-      <w:pPr>
-        <w:pStyle w:val="Compact"/>
-        <w:numPr>
-          <w:ilvl w:val="0"/>
-          <w:numId w:val="1026"/>
-        </w:numPr>
-      </w:pPr>
-      <w:r>
-        <w:t xml:space="preserve">QQ-plots: tool for assessing normality</w:t>
+        <w:t xml:space="preserve">Comparing Standard T-Test vs Welch’s T-Test</w:t>
+      </w:r>
+    </w:p>
+    <w:p>
+      <w:pPr>
+        <w:numPr>
+          <w:ilvl w:val="0"/>
+          <w:numId w:val="1032"/>
+        </w:numPr>
+      </w:pPr>
+      <w:r>
+        <w:rPr>
+          <w:b/>
+          <w:bCs/>
+        </w:rPr>
+        <w:t xml:space="preserve">Lets compare a parametric T-Test to a Welch’s t-test</w:t>
       </w:r>
     </w:p>
     <w:p>
@@ -2162,11 +3047,27 @@
         <w:pStyle w:val="Compact"/>
         <w:numPr>
           <w:ilvl w:val="1"/>
-          <w:numId w:val="1027"/>
-        </w:numPr>
-      </w:pPr>
-      <w:r>
-        <w:t xml:space="preserve">On x- theoretical quantiles from SND</w:t>
+          <w:numId w:val="1033"/>
+        </w:numPr>
+      </w:pPr>
+      <w:r>
+        <w:t xml:space="preserve">T-Test is:</w:t>
+      </w:r>
+    </w:p>
+    <w:p>
+      <w:pPr>
+        <w:pStyle w:val="Compact"/>
+        <w:numPr>
+          <w:ilvl w:val="2"/>
+          <w:numId w:val="1034"/>
+        </w:numPr>
+      </w:pPr>
+      <w:r>
+        <w:rPr>
+          <w:b/>
+          <w:bCs/>
+        </w:rPr>
+        <w:t xml:space="preserve">t.test(y1, y2, var.equal = TRUE, paired = FALSE)</w:t>
       </w:r>
     </w:p>
     <w:p>
@@ -2174,29 +3075,571 @@
         <w:pStyle w:val="Compact"/>
         <w:numPr>
           <w:ilvl w:val="1"/>
-          <w:numId w:val="1027"/>
-        </w:numPr>
-      </w:pPr>
-      <w:r>
-        <w:t xml:space="preserve">On y- ordered sample values</w:t>
-      </w:r>
-    </w:p>
-    <w:p>
-      <w:pPr>
-        <w:pStyle w:val="Compact"/>
-        <w:numPr>
-          <w:ilvl w:val="1"/>
-          <w:numId w:val="1027"/>
-        </w:numPr>
-      </w:pPr>
-      <w:r>
-        <w:t xml:space="preserve">Deviation from normal can be detected as deviation from straight</w:t>
-      </w:r>
-      <w:r>
-        <w:t xml:space="preserve"> </w:t>
-      </w:r>
-      <w:r>
-        <w:t xml:space="preserve">line</w:t>
+          <w:numId w:val="1033"/>
+        </w:numPr>
+      </w:pPr>
+      <w:r>
+        <w:t xml:space="preserve">Welch’s T-Test is:</w:t>
+      </w:r>
+    </w:p>
+    <w:p>
+      <w:pPr>
+        <w:pStyle w:val="Compact"/>
+        <w:numPr>
+          <w:ilvl w:val="2"/>
+          <w:numId w:val="1035"/>
+        </w:numPr>
+      </w:pPr>
+      <w:r>
+        <w:rPr>
+          <w:b/>
+          <w:bCs/>
+        </w:rPr>
+        <w:t xml:space="preserve">t.test(y1, y2, var.equal = FALSE, paired = FALSE)</w:t>
+      </w:r>
+    </w:p>
+    <w:p>
+      <w:pPr>
+        <w:pStyle w:val="SourceCode"/>
+      </w:pPr>
+      <w:r>
+        <w:rPr>
+          <w:rStyle w:val="VerbatimChar"/>
+        </w:rPr>
+        <w:t xml:space="preserve">[1] "Standard t-test results for mass_g:"</w:t>
+      </w:r>
+    </w:p>
+    <w:p>
+      <w:pPr>
+        <w:pStyle w:val="SourceCode"/>
+      </w:pPr>
+      <w:r>
+        <w:br/>
+      </w:r>
+      <w:r>
+        <w:rPr>
+          <w:rStyle w:val="VerbatimChar"/>
+        </w:rPr>
+        <w:t xml:space="preserve">    Two Sample t-test</w:t>
+      </w:r>
+      <w:r>
+        <w:br/>
+      </w:r>
+      <w:r>
+        <w:br/>
+      </w:r>
+      <w:r>
+        <w:rPr>
+          <w:rStyle w:val="VerbatimChar"/>
+        </w:rPr>
+        <w:t xml:space="preserve">data:  mass_g by lake</w:t>
+      </w:r>
+      <w:r>
+        <w:br/>
+      </w:r>
+      <w:r>
+        <w:rPr>
+          <w:rStyle w:val="VerbatimChar"/>
+        </w:rPr>
+        <w:t xml:space="preserve">t = 14.181, df = 330, p-value &lt; 2.2e-16</w:t>
+      </w:r>
+      <w:r>
+        <w:br/>
+      </w:r>
+      <w:r>
+        <w:rPr>
+          <w:rStyle w:val="VerbatimChar"/>
+        </w:rPr>
+        <w:t xml:space="preserve">alternative hypothesis: true difference in means between group Island Lake and group NE 12 is not equal to 0</w:t>
+      </w:r>
+      <w:r>
+        <w:br/>
+      </w:r>
+      <w:r>
+        <w:rPr>
+          <w:rStyle w:val="VerbatimChar"/>
+        </w:rPr>
+        <w:t xml:space="preserve">95 percent confidence interval:</w:t>
+      </w:r>
+      <w:r>
+        <w:br/>
+      </w:r>
+      <w:r>
+        <w:rPr>
+          <w:rStyle w:val="VerbatimChar"/>
+        </w:rPr>
+        <w:t xml:space="preserve"> 2266.304 2996.360</w:t>
+      </w:r>
+      <w:r>
+        <w:br/>
+      </w:r>
+      <w:r>
+        <w:rPr>
+          <w:rStyle w:val="VerbatimChar"/>
+        </w:rPr>
+        <w:t xml:space="preserve">sample estimates:</w:t>
+      </w:r>
+      <w:r>
+        <w:br/>
+      </w:r>
+      <w:r>
+        <w:rPr>
+          <w:rStyle w:val="VerbatimChar"/>
+        </w:rPr>
+        <w:t xml:space="preserve">mean in group Island Lake       mean in group NE 12 </w:t>
+      </w:r>
+      <w:r>
+        <w:br/>
+      </w:r>
+      <w:r>
+        <w:rPr>
+          <w:rStyle w:val="VerbatimChar"/>
+        </w:rPr>
+        <w:t xml:space="preserve">                3165.0000                  533.6677 </w:t>
+      </w:r>
+    </w:p>
+    <w:p>
+      <w:pPr>
+        <w:pStyle w:val="SourceCode"/>
+      </w:pPr>
+      <w:r>
+        <w:rPr>
+          <w:rStyle w:val="VerbatimChar"/>
+        </w:rPr>
+        <w:t xml:space="preserve">[1] "Welch's t-test results for mass_g:"</w:t>
+      </w:r>
+    </w:p>
+    <w:p>
+      <w:pPr>
+        <w:pStyle w:val="SourceCode"/>
+      </w:pPr>
+      <w:r>
+        <w:br/>
+      </w:r>
+      <w:r>
+        <w:rPr>
+          <w:rStyle w:val="VerbatimChar"/>
+        </w:rPr>
+        <w:t xml:space="preserve">    Welch Two Sample t-test</w:t>
+      </w:r>
+      <w:r>
+        <w:br/>
+      </w:r>
+      <w:r>
+        <w:br/>
+      </w:r>
+      <w:r>
+        <w:rPr>
+          <w:rStyle w:val="VerbatimChar"/>
+        </w:rPr>
+        <w:t xml:space="preserve">data:  mass_g by lake</w:t>
+      </w:r>
+      <w:r>
+        <w:br/>
+      </w:r>
+      <w:r>
+        <w:rPr>
+          <w:rStyle w:val="VerbatimChar"/>
+        </w:rPr>
+        <w:t xml:space="preserve">t = 5.1368, df = 9.0578, p-value = 0.0006016</w:t>
+      </w:r>
+      <w:r>
+        <w:br/>
+      </w:r>
+      <w:r>
+        <w:rPr>
+          <w:rStyle w:val="VerbatimChar"/>
+        </w:rPr>
+        <w:t xml:space="preserve">alternative hypothesis: true difference in means between group Island Lake and group NE 12 is not equal to 0</w:t>
+      </w:r>
+      <w:r>
+        <w:br/>
+      </w:r>
+      <w:r>
+        <w:rPr>
+          <w:rStyle w:val="VerbatimChar"/>
+        </w:rPr>
+        <w:t xml:space="preserve">95 percent confidence interval:</w:t>
+      </w:r>
+      <w:r>
+        <w:br/>
+      </w:r>
+      <w:r>
+        <w:rPr>
+          <w:rStyle w:val="VerbatimChar"/>
+        </w:rPr>
+        <w:t xml:space="preserve"> 1473.676 3788.989</w:t>
+      </w:r>
+      <w:r>
+        <w:br/>
+      </w:r>
+      <w:r>
+        <w:rPr>
+          <w:rStyle w:val="VerbatimChar"/>
+        </w:rPr>
+        <w:t xml:space="preserve">sample estimates:</w:t>
+      </w:r>
+      <w:r>
+        <w:br/>
+      </w:r>
+      <w:r>
+        <w:rPr>
+          <w:rStyle w:val="VerbatimChar"/>
+        </w:rPr>
+        <w:t xml:space="preserve">mean in group Island Lake       mean in group NE 12 </w:t>
+      </w:r>
+      <w:r>
+        <w:br/>
+      </w:r>
+      <w:r>
+        <w:rPr>
+          <w:rStyle w:val="VerbatimChar"/>
+        </w:rPr>
+        <w:t xml:space="preserve">                3165.0000                  533.6677 </w:t>
+      </w:r>
+    </w:p>
+    <w:bookmarkEnd w:id="73"/>
+    <w:bookmarkStart w:id="74" w:name="rank-based-tests"/>
+    <w:p>
+      <w:pPr>
+        <w:pStyle w:val="Heading1"/>
+      </w:pPr>
+      <w:r>
+        <w:t xml:space="preserve">Rank-Based Tests</w:t>
+      </w:r>
+    </w:p>
+    <w:p>
+      <w:pPr>
+        <w:pStyle w:val="FirstParagraph"/>
+      </w:pPr>
+      <w:r>
+        <w:t xml:space="preserve">Rank-based tests: no assumptions about distribution (non-parametric)</w:t>
+      </w:r>
+    </w:p>
+    <w:p>
+      <w:pPr>
+        <w:numPr>
+          <w:ilvl w:val="0"/>
+          <w:numId w:val="1036"/>
+        </w:numPr>
+      </w:pPr>
+      <w:r>
+        <w:t xml:space="preserve">Ranks of data: observations assigned ranks, sums (and signs for</w:t>
+      </w:r>
+      <w:r>
+        <w:t xml:space="preserve"> </w:t>
+      </w:r>
+      <w:r>
+        <w:t xml:space="preserve">paired tests) of ranks for groups compared</w:t>
+      </w:r>
+    </w:p>
+    <w:p>
+      <w:pPr>
+        <w:numPr>
+          <w:ilvl w:val="0"/>
+          <w:numId w:val="1036"/>
+        </w:numPr>
+      </w:pPr>
+      <w:r>
+        <w:rPr>
+          <w:b/>
+          <w:bCs/>
+        </w:rPr>
+        <w:t xml:space="preserve">Mann-Whitney U test</w:t>
+      </w:r>
+      <w:r>
+        <w:t xml:space="preserve"> </w:t>
+      </w:r>
+      <w:r>
+        <w:t xml:space="preserve">common alternative to independent samples</w:t>
+      </w:r>
+      <w:r>
+        <w:t xml:space="preserve"> </w:t>
+      </w:r>
+      <w:r>
+        <w:t xml:space="preserve">t-test</w:t>
+      </w:r>
+    </w:p>
+    <w:p>
+      <w:pPr>
+        <w:numPr>
+          <w:ilvl w:val="0"/>
+          <w:numId w:val="1036"/>
+        </w:numPr>
+      </w:pPr>
+      <w:r>
+        <w:rPr>
+          <w:b/>
+          <w:bCs/>
+        </w:rPr>
+        <w:t xml:space="preserve">Wilcoxon signed-rank</w:t>
+      </w:r>
+      <w:r>
+        <w:t xml:space="preserve"> </w:t>
+      </w:r>
+      <w:r>
+        <w:t xml:space="preserve">test is alternative to paired t-test</w:t>
+      </w:r>
+    </w:p>
+    <w:p>
+      <w:pPr>
+        <w:numPr>
+          <w:ilvl w:val="0"/>
+          <w:numId w:val="1036"/>
+        </w:numPr>
+      </w:pPr>
+      <w:r>
+        <w:t xml:space="preserve">Assumptions: similar distributions for groups, equal variance</w:t>
+      </w:r>
+    </w:p>
+    <w:p>
+      <w:pPr>
+        <w:numPr>
+          <w:ilvl w:val="0"/>
+          <w:numId w:val="1036"/>
+        </w:numPr>
+      </w:pPr>
+      <w:r>
+        <w:t xml:space="preserve">Less power than parametric tests</w:t>
+      </w:r>
+    </w:p>
+    <w:p>
+      <w:pPr>
+        <w:numPr>
+          <w:ilvl w:val="0"/>
+          <w:numId w:val="1036"/>
+        </w:numPr>
+      </w:pPr>
+      <w:r>
+        <w:t xml:space="preserve">Best when normality assumption can not be met by transformation</w:t>
+      </w:r>
+      <w:r>
+        <w:t xml:space="preserve"> </w:t>
+      </w:r>
+      <w:r>
+        <w:t xml:space="preserve">(weird distribution) or large outliers</w:t>
+      </w:r>
+    </w:p>
+    <w:bookmarkEnd w:id="74"/>
+    <w:bookmarkStart w:id="75" w:name="mann-whitney-u-test-results"/>
+    <w:p>
+      <w:pPr>
+        <w:pStyle w:val="Heading1"/>
+      </w:pPr>
+      <w:r>
+        <w:t xml:space="preserve">Mann-Whitney U Test Results</w:t>
+      </w:r>
+    </w:p>
+    <w:p>
+      <w:pPr>
+        <w:pStyle w:val="SourceCode"/>
+      </w:pPr>
+      <w:r>
+        <w:rPr>
+          <w:rStyle w:val="VerbatimChar"/>
+        </w:rPr>
+        <w:t xml:space="preserve">[1] "Mann-Whitney U test results mass_g:"</w:t>
+      </w:r>
+    </w:p>
+    <w:p>
+      <w:pPr>
+        <w:pStyle w:val="SourceCode"/>
+      </w:pPr>
+      <w:r>
+        <w:br/>
+      </w:r>
+      <w:r>
+        <w:rPr>
+          <w:rStyle w:val="VerbatimChar"/>
+        </w:rPr>
+        <w:t xml:space="preserve">    Wilcoxon rank sum test with continuity correction</w:t>
+      </w:r>
+      <w:r>
+        <w:br/>
+      </w:r>
+      <w:r>
+        <w:br/>
+      </w:r>
+      <w:r>
+        <w:rPr>
+          <w:rStyle w:val="VerbatimChar"/>
+        </w:rPr>
+        <w:t xml:space="preserve">data:  mass_g by lake</w:t>
+      </w:r>
+      <w:r>
+        <w:br/>
+      </w:r>
+      <w:r>
+        <w:rPr>
+          <w:rStyle w:val="VerbatimChar"/>
+        </w:rPr>
+        <w:t xml:space="preserve">W = 3205.5, p-value = 9.506e-08</w:t>
+      </w:r>
+      <w:r>
+        <w:br/>
+      </w:r>
+      <w:r>
+        <w:rPr>
+          <w:rStyle w:val="VerbatimChar"/>
+        </w:rPr>
+        <w:t xml:space="preserve">alternative hypothesis: true location shift is not equal to 0</w:t>
+      </w:r>
+    </w:p>
+    <w:bookmarkEnd w:id="75"/>
+    <w:bookmarkStart w:id="79" w:name="permutation-tests---concept"/>
+    <w:p>
+      <w:pPr>
+        <w:pStyle w:val="Heading1"/>
+      </w:pPr>
+      <w:r>
+        <w:t xml:space="preserve">Permutation Tests - Concept</w:t>
+      </w:r>
+    </w:p>
+    <w:p>
+      <w:pPr>
+        <w:pStyle w:val="Compact"/>
+        <w:numPr>
+          <w:ilvl w:val="0"/>
+          <w:numId w:val="1037"/>
+        </w:numPr>
+      </w:pPr>
+      <w:r>
+        <w:t xml:space="preserve">Permutation tests based on resampling: reshuffling of original data</w:t>
+      </w:r>
+    </w:p>
+    <w:p>
+      <w:pPr>
+        <w:pStyle w:val="Compact"/>
+        <w:numPr>
+          <w:ilvl w:val="0"/>
+          <w:numId w:val="1037"/>
+        </w:numPr>
+      </w:pPr>
+      <w:r>
+        <w:t xml:space="preserve">Resampling allows parameter estimation when distribution unknown,</w:t>
+      </w:r>
+      <w:r>
+        <w:t xml:space="preserve"> </w:t>
+      </w:r>
+      <w:r>
+        <w:t xml:space="preserve">including SEs and CIs of statistics (means, medians)</w:t>
+      </w:r>
+    </w:p>
+    <w:p>
+      <w:pPr>
+        <w:pStyle w:val="Compact"/>
+        <w:numPr>
+          <w:ilvl w:val="0"/>
+          <w:numId w:val="1037"/>
+        </w:numPr>
+      </w:pPr>
+      <w:r>
+        <w:t xml:space="preserve">Common approach is bootstrap: resample sample with replacement many</w:t>
+      </w:r>
+      <w:r>
+        <w:t xml:space="preserve"> </w:t>
+      </w:r>
+      <w:r>
+        <w:t xml:space="preserve">times, recalculate sample stats</w:t>
+      </w:r>
+    </w:p>
+    <w:p>
+      <w:pPr>
+        <w:pStyle w:val="Compact"/>
+        <w:numPr>
+          <w:ilvl w:val="0"/>
+          <w:numId w:val="1037"/>
+        </w:numPr>
+      </w:pPr>
+      <w:r>
+        <w:t xml:space="preserve">Use the</w:t>
+      </w:r>
+      <w:r>
+        <w:t xml:space="preserve"> </w:t>
+      </w:r>
+      <w:r>
+        <w:rPr>
+          <w:rStyle w:val="VerbatimChar"/>
+        </w:rPr>
+        <w:t xml:space="preserve">perm</w:t>
+      </w:r>
+      <w:r>
+        <w:t xml:space="preserve"> </w:t>
+      </w:r>
+      <w:r>
+        <w:t xml:space="preserve">package</w:t>
+      </w:r>
+    </w:p>
+    <w:p>
+      <w:pPr>
+        <w:pStyle w:val="Compact"/>
+        <w:numPr>
+          <w:ilvl w:val="0"/>
+          <w:numId w:val="1037"/>
+        </w:numPr>
+      </w:pPr>
+      <w:r>
+        <w:t xml:space="preserve">Ho: µ</w:t>
+      </w:r>
+      <w:r>
+        <w:rPr>
+          <w:vertAlign w:val="subscript"/>
+        </w:rPr>
+        <w:t xml:space="preserve">A</w:t>
+      </w:r>
+      <w:r>
+        <w:t xml:space="preserve"> </w:t>
+      </w:r>
+      <w:r>
+        <w:t xml:space="preserve">= µ</w:t>
+      </w:r>
+      <w:r>
+        <w:rPr>
+          <w:vertAlign w:val="subscript"/>
+        </w:rPr>
+        <w:t xml:space="preserve">B</w:t>
+      </w:r>
+    </w:p>
+    <w:p>
+      <w:pPr>
+        <w:pStyle w:val="Compact"/>
+        <w:numPr>
+          <w:ilvl w:val="0"/>
+          <w:numId w:val="1037"/>
+        </w:numPr>
+      </w:pPr>
+      <w:r>
+        <w:t xml:space="preserve">Ha: µ</w:t>
+      </w:r>
+      <w:r>
+        <w:rPr>
+          <w:vertAlign w:val="subscript"/>
+        </w:rPr>
+        <w:t xml:space="preserve">A</w:t>
+      </w:r>
+      <w:r>
+        <w:t xml:space="preserve"> </w:t>
+      </w:r>
+      <w:r>
+        <w:t xml:space="preserve">≠µ</w:t>
+      </w:r>
+      <w:r>
+        <w:rPr>
+          <w:vertAlign w:val="subscript"/>
+        </w:rPr>
+        <w:t xml:space="preserve">B</w:t>
+      </w:r>
+    </w:p>
+    <w:p>
+      <w:pPr>
+        <w:pStyle w:val="Compact"/>
+        <w:numPr>
+          <w:ilvl w:val="0"/>
+          <w:numId w:val="1037"/>
+        </w:numPr>
+      </w:pPr>
+      <w:r>
+        <w:t xml:space="preserve">Calculates the difference ∆ in means between two groups</w:t>
       </w:r>
     </w:p>
     <w:p>
@@ -2208,18 +3651,18 @@
           <wp:inline>
             <wp:extent cx="4572000" cy="3657600"/>
             <wp:effectExtent b="0" l="0" r="0" t="0"/>
-            <wp:docPr descr="" title="" id="60" name="Picture"/>
+            <wp:docPr descr="" title="" id="77" name="Picture"/>
             <a:graphic>
               <a:graphicData uri="http://schemas.openxmlformats.org/drawingml/2006/picture">
                 <pic:pic>
                   <pic:nvPicPr>
-                    <pic:cNvPr descr="07_01_lecture_powerpoint_files/figure-docx/unnamed-chunk-7-1.png" id="61" name="Picture"/>
+                    <pic:cNvPr descr="07_01_lecture_powerpoint_files/figure-docx/unnamed-chunk-12-1.png" id="78" name="Picture"/>
                     <pic:cNvPicPr>
                       <a:picLocks noChangeArrowheads="1" noChangeAspect="1"/>
                     </pic:cNvPicPr>
                   </pic:nvPicPr>
                   <pic:blipFill>
-                    <a:blip r:embed="rId59"/>
+                    <a:blip r:embed="rId76"/>
                     <a:stretch>
                       <a:fillRect/>
                     </a:stretch>
@@ -2246,966 +3689,8 @@
         </w:drawing>
       </w:r>
     </w:p>
-    <w:bookmarkEnd w:id="62"/>
-    <w:bookmarkStart w:id="67" w:name="data-transformations"/>
-    <w:p>
-      <w:pPr>
-        <w:pStyle w:val="Heading1"/>
-      </w:pPr>
-      <w:r>
-        <w:t xml:space="preserve">Data Transformations</w:t>
-      </w:r>
-    </w:p>
-    <w:p>
-      <w:pPr>
-        <w:pStyle w:val="Compact"/>
-        <w:numPr>
-          <w:ilvl w:val="0"/>
-          <w:numId w:val="1028"/>
-        </w:numPr>
-      </w:pPr>
-      <w:r>
-        <w:t xml:space="preserve">In some cases, data can be mathematically</w:t>
-      </w:r>
-      <w:r>
-        <w:t xml:space="preserve"> </w:t>
-      </w:r>
-      <w:r>
-        <w:t xml:space="preserve">“transformed”</w:t>
-      </w:r>
-      <w:r>
-        <w:t xml:space="preserve"> </w:t>
-      </w:r>
-      <w:r>
-        <w:t xml:space="preserve">to meet</w:t>
-      </w:r>
-      <w:r>
-        <w:t xml:space="preserve"> </w:t>
-      </w:r>
-      <w:r>
-        <w:t xml:space="preserve">assumptions of parametric tests</w:t>
-      </w:r>
-    </w:p>
-    <w:p>
-      <w:pPr>
-        <w:pStyle w:val="Compact"/>
-        <w:numPr>
-          <w:ilvl w:val="0"/>
-          <w:numId w:val="1028"/>
-        </w:numPr>
-      </w:pPr>
-      <w:r>
-        <w:t xml:space="preserve">this can be done in r and usually involves</w:t>
-      </w:r>
-    </w:p>
-    <w:p>
-      <w:pPr>
-        <w:pStyle w:val="Compact"/>
-        <w:numPr>
-          <w:ilvl w:val="1"/>
-          <w:numId w:val="1029"/>
-        </w:numPr>
-      </w:pPr>
-      <w:r>
-        <w:t xml:space="preserve">log10 transformations</w:t>
-      </w:r>
-    </w:p>
-    <w:p>
-      <w:pPr>
-        <w:pStyle w:val="Compact"/>
-        <w:numPr>
-          <w:ilvl w:val="1"/>
-          <w:numId w:val="1029"/>
-        </w:numPr>
-      </w:pPr>
-      <w:r>
-        <w:t xml:space="preserve">square root transformations</w:t>
-      </w:r>
-    </w:p>
-    <w:p>
-      <w:pPr>
-        <w:pStyle w:val="Compact"/>
-        <w:numPr>
-          <w:ilvl w:val="1"/>
-          <w:numId w:val="1029"/>
-        </w:numPr>
-      </w:pPr>
-      <w:r>
-        <w:t xml:space="preserve">and many others… I will have a description soon</w:t>
-      </w:r>
-    </w:p>
-    <w:p>
-      <w:pPr>
-        <w:pStyle w:val="FirstParagraph"/>
-      </w:pPr>
-      <w:r>
-        <w:drawing>
-          <wp:inline>
-            <wp:extent cx="3333750" cy="2667000"/>
-            <wp:effectExtent b="0" l="0" r="0" t="0"/>
-            <wp:docPr descr="" title="" id="64" name="Picture"/>
-            <a:graphic>
-              <a:graphicData uri="http://schemas.openxmlformats.org/drawingml/2006/picture">
-                <pic:pic>
-                  <pic:nvPicPr>
-                    <pic:cNvPr descr="images/transformations_2%20jpg.jpg" id="65" name="Picture"/>
-                    <pic:cNvPicPr>
-                      <a:picLocks noChangeArrowheads="1" noChangeAspect="1"/>
-                    </pic:cNvPicPr>
-                  </pic:nvPicPr>
-                  <pic:blipFill>
-                    <a:blip r:embed="rId63"/>
-                    <a:stretch>
-                      <a:fillRect/>
-                    </a:stretch>
-                  </pic:blipFill>
-                  <pic:spPr bwMode="auto">
-                    <a:xfrm>
-                      <a:off x="0" y="0"/>
-                      <a:ext cx="3333750" cy="2667000"/>
-                    </a:xfrm>
-                    <a:prstGeom prst="rect">
-                      <a:avLst/>
-                    </a:prstGeom>
-                    <a:noFill/>
-                    <a:ln w="9525">
-                      <a:noFill/>
-                      <a:headEnd/>
-                      <a:tailEnd/>
-                    </a:ln>
-                  </pic:spPr>
-                </pic:pic>
-              </a:graphicData>
-            </a:graphic>
-          </wp:inline>
-        </w:drawing>
-      </w:r>
-    </w:p>
-    <w:p>
-      <w:pPr>
-        <w:pStyle w:val="BodyText"/>
-      </w:pPr>
-      <w:hyperlink r:id="rId66">
-        <w:r>
-          <w:rPr>
-            <w:rStyle w:val="Hyperlink"/>
-          </w:rPr>
-          <w:t xml:space="preserve">source</w:t>
-        </w:r>
-      </w:hyperlink>
-    </w:p>
-    <w:bookmarkEnd w:id="67"/>
-    <w:bookmarkStart w:id="71" w:name="robust-tests---welchs-t-test"/>
-    <w:p>
-      <w:pPr>
-        <w:pStyle w:val="Heading1"/>
-      </w:pPr>
-      <w:r>
-        <w:t xml:space="preserve">Robust tests - Welch’s T-Test</w:t>
-      </w:r>
-    </w:p>
-    <w:p>
-      <w:pPr>
-        <w:pStyle w:val="Compact"/>
-        <w:numPr>
-          <w:ilvl w:val="0"/>
-          <w:numId w:val="1030"/>
-        </w:numPr>
-      </w:pPr>
-      <w:r>
-        <w:rPr>
-          <w:b/>
-          <w:bCs/>
-        </w:rPr>
-        <w:t xml:space="preserve">Welch’s t-test</w:t>
-      </w:r>
-    </w:p>
-    <w:p>
-      <w:pPr>
-        <w:pStyle w:val="Compact"/>
-        <w:numPr>
-          <w:ilvl w:val="1"/>
-          <w:numId w:val="1031"/>
-        </w:numPr>
-      </w:pPr>
-      <w:r>
-        <w:t xml:space="preserve">common</w:t>
-      </w:r>
-      <w:r>
-        <w:t xml:space="preserve"> </w:t>
-      </w:r>
-      <w:r>
-        <w:t xml:space="preserve">“robust”</w:t>
-      </w:r>
-      <w:r>
-        <w:t xml:space="preserve"> </w:t>
-      </w:r>
-      <w:r>
-        <w:t xml:space="preserve">test for means of two populations</w:t>
-      </w:r>
-    </w:p>
-    <w:p>
-      <w:pPr>
-        <w:pStyle w:val="Compact"/>
-        <w:numPr>
-          <w:ilvl w:val="1"/>
-          <w:numId w:val="1031"/>
-        </w:numPr>
-      </w:pPr>
-      <w:r>
-        <w:t xml:space="preserve">Robust to violation of equal variance assumption, deals better</w:t>
-      </w:r>
-      <w:r>
-        <w:t xml:space="preserve"> </w:t>
-      </w:r>
-      <w:r>
-        <w:t xml:space="preserve">with unequal sample size</w:t>
-      </w:r>
-    </w:p>
-    <w:p>
-      <w:pPr>
-        <w:pStyle w:val="Compact"/>
-        <w:numPr>
-          <w:ilvl w:val="1"/>
-          <w:numId w:val="1031"/>
-        </w:numPr>
-      </w:pPr>
-      <w:r>
-        <w:t xml:space="preserve">Parametric test (assumes normal distribution)</w:t>
-      </w:r>
-    </w:p>
-    <w:p>
-      <w:pPr>
-        <w:pStyle w:val="Compact"/>
-        <w:numPr>
-          <w:ilvl w:val="1"/>
-          <w:numId w:val="1031"/>
-        </w:numPr>
-      </w:pPr>
-      <w:r>
-        <w:t xml:space="preserve">Calculates a t statistic but recalculates df based on samples</w:t>
-      </w:r>
-      <w:r>
-        <w:t xml:space="preserve"> </w:t>
-      </w:r>
-      <w:r>
-        <w:t xml:space="preserve">sizes and s</w:t>
-      </w:r>
-    </w:p>
-    <w:p>
-      <w:pPr>
-        <w:pStyle w:val="FirstParagraph"/>
-      </w:pPr>
-      <w:r>
-        <w:drawing>
-          <wp:inline>
-            <wp:extent cx="4572000" cy="3657600"/>
-            <wp:effectExtent b="0" l="0" r="0" t="0"/>
-            <wp:docPr descr="" title="" id="69" name="Picture"/>
-            <a:graphic>
-              <a:graphicData uri="http://schemas.openxmlformats.org/drawingml/2006/picture">
-                <pic:pic>
-                  <pic:nvPicPr>
-                    <pic:cNvPr descr="07_01_lecture_powerpoint_files/figure-docx/unnamed-chunk-8-1.png" id="70" name="Picture"/>
-                    <pic:cNvPicPr>
-                      <a:picLocks noChangeArrowheads="1" noChangeAspect="1"/>
-                    </pic:cNvPicPr>
-                  </pic:nvPicPr>
-                  <pic:blipFill>
-                    <a:blip r:embed="rId68"/>
-                    <a:stretch>
-                      <a:fillRect/>
-                    </a:stretch>
-                  </pic:blipFill>
-                  <pic:spPr bwMode="auto">
-                    <a:xfrm>
-                      <a:off x="0" y="0"/>
-                      <a:ext cx="4572000" cy="3657600"/>
-                    </a:xfrm>
-                    <a:prstGeom prst="rect">
-                      <a:avLst/>
-                    </a:prstGeom>
-                    <a:noFill/>
-                    <a:ln w="9525">
-                      <a:noFill/>
-                      <a:headEnd/>
-                      <a:tailEnd/>
-                    </a:ln>
-                  </pic:spPr>
-                </pic:pic>
-              </a:graphicData>
-            </a:graphic>
-          </wp:inline>
-        </w:drawing>
-      </w:r>
-    </w:p>
-    <w:bookmarkEnd w:id="71"/>
-    <w:bookmarkStart w:id="72" w:name="X7bb87a1996e20e0d71a9f2f5886d0e1f768ea06"/>
-    <w:p>
-      <w:pPr>
-        <w:pStyle w:val="Heading1"/>
-      </w:pPr>
-      <w:r>
-        <w:t xml:space="preserve">Comparing Standard T-Test vs Welch’s T-Test</w:t>
-      </w:r>
-    </w:p>
-    <w:p>
-      <w:pPr>
-        <w:numPr>
-          <w:ilvl w:val="0"/>
-          <w:numId w:val="1032"/>
-        </w:numPr>
-      </w:pPr>
-      <w:r>
-        <w:rPr>
-          <w:b/>
-          <w:bCs/>
-        </w:rPr>
-        <w:t xml:space="preserve">Lets compare a parametric T-Test to a Welch’s t-test</w:t>
-      </w:r>
-    </w:p>
-    <w:p>
-      <w:pPr>
-        <w:pStyle w:val="Compact"/>
-        <w:numPr>
-          <w:ilvl w:val="1"/>
-          <w:numId w:val="1033"/>
-        </w:numPr>
-      </w:pPr>
-      <w:r>
-        <w:t xml:space="preserve">T-Test is:</w:t>
-      </w:r>
-    </w:p>
-    <w:p>
-      <w:pPr>
-        <w:pStyle w:val="Compact"/>
-        <w:numPr>
-          <w:ilvl w:val="2"/>
-          <w:numId w:val="1034"/>
-        </w:numPr>
-      </w:pPr>
-      <w:r>
-        <w:rPr>
-          <w:b/>
-          <w:bCs/>
-        </w:rPr>
-        <w:t xml:space="preserve">t.test(y1, y2, var.equal = TRUE, paired = FALSE)</w:t>
-      </w:r>
-    </w:p>
-    <w:p>
-      <w:pPr>
-        <w:pStyle w:val="Compact"/>
-        <w:numPr>
-          <w:ilvl w:val="1"/>
-          <w:numId w:val="1033"/>
-        </w:numPr>
-      </w:pPr>
-      <w:r>
-        <w:t xml:space="preserve">Welch’s T-Test is:</w:t>
-      </w:r>
-    </w:p>
-    <w:p>
-      <w:pPr>
-        <w:pStyle w:val="Compact"/>
-        <w:numPr>
-          <w:ilvl w:val="2"/>
-          <w:numId w:val="1035"/>
-        </w:numPr>
-      </w:pPr>
-      <w:r>
-        <w:rPr>
-          <w:b/>
-          <w:bCs/>
-        </w:rPr>
-        <w:t xml:space="preserve">t.test(y1, y2, var.equal = FALSE, paired = FALSE)</w:t>
-      </w:r>
-    </w:p>
-    <w:p>
-      <w:pPr>
-        <w:pStyle w:val="SourceCode"/>
-      </w:pPr>
-      <w:r>
-        <w:rPr>
-          <w:rStyle w:val="VerbatimChar"/>
-        </w:rPr>
-        <w:t xml:space="preserve">[1] "Standard t-test results for mass_g:"</w:t>
-      </w:r>
-    </w:p>
-    <w:p>
-      <w:pPr>
-        <w:pStyle w:val="SourceCode"/>
-      </w:pPr>
-      <w:r>
-        <w:br/>
-      </w:r>
-      <w:r>
-        <w:rPr>
-          <w:rStyle w:val="VerbatimChar"/>
-        </w:rPr>
-        <w:t xml:space="preserve">    Two Sample t-test</w:t>
-      </w:r>
-      <w:r>
-        <w:br/>
-      </w:r>
-      <w:r>
-        <w:br/>
-      </w:r>
-      <w:r>
-        <w:rPr>
-          <w:rStyle w:val="VerbatimChar"/>
-        </w:rPr>
-        <w:t xml:space="preserve">data:  mass_g by lake</w:t>
-      </w:r>
-      <w:r>
-        <w:br/>
-      </w:r>
-      <w:r>
-        <w:rPr>
-          <w:rStyle w:val="VerbatimChar"/>
-        </w:rPr>
-        <w:t xml:space="preserve">t = 14.181, df = 330, p-value &lt; 2.2e-16</w:t>
-      </w:r>
-      <w:r>
-        <w:br/>
-      </w:r>
-      <w:r>
-        <w:rPr>
-          <w:rStyle w:val="VerbatimChar"/>
-        </w:rPr>
-        <w:t xml:space="preserve">alternative hypothesis: true difference in means between group Island Lake and group NE 12 is not equal to 0</w:t>
-      </w:r>
-      <w:r>
-        <w:br/>
-      </w:r>
-      <w:r>
-        <w:rPr>
-          <w:rStyle w:val="VerbatimChar"/>
-        </w:rPr>
-        <w:t xml:space="preserve">95 percent confidence interval:</w:t>
-      </w:r>
-      <w:r>
-        <w:br/>
-      </w:r>
-      <w:r>
-        <w:rPr>
-          <w:rStyle w:val="VerbatimChar"/>
-        </w:rPr>
-        <w:t xml:space="preserve"> 2266.304 2996.360</w:t>
-      </w:r>
-      <w:r>
-        <w:br/>
-      </w:r>
-      <w:r>
-        <w:rPr>
-          <w:rStyle w:val="VerbatimChar"/>
-        </w:rPr>
-        <w:t xml:space="preserve">sample estimates:</w:t>
-      </w:r>
-      <w:r>
-        <w:br/>
-      </w:r>
-      <w:r>
-        <w:rPr>
-          <w:rStyle w:val="VerbatimChar"/>
-        </w:rPr>
-        <w:t xml:space="preserve">mean in group Island Lake       mean in group NE 12 </w:t>
-      </w:r>
-      <w:r>
-        <w:br/>
-      </w:r>
-      <w:r>
-        <w:rPr>
-          <w:rStyle w:val="VerbatimChar"/>
-        </w:rPr>
-        <w:t xml:space="preserve">                3165.0000                  533.6677 </w:t>
-      </w:r>
-    </w:p>
-    <w:p>
-      <w:pPr>
-        <w:pStyle w:val="SourceCode"/>
-      </w:pPr>
-      <w:r>
-        <w:rPr>
-          <w:rStyle w:val="VerbatimChar"/>
-        </w:rPr>
-        <w:t xml:space="preserve">[1] "Welch's t-test results for mass_g:"</w:t>
-      </w:r>
-    </w:p>
-    <w:p>
-      <w:pPr>
-        <w:pStyle w:val="SourceCode"/>
-      </w:pPr>
-      <w:r>
-        <w:br/>
-      </w:r>
-      <w:r>
-        <w:rPr>
-          <w:rStyle w:val="VerbatimChar"/>
-        </w:rPr>
-        <w:t xml:space="preserve">    Welch Two Sample t-test</w:t>
-      </w:r>
-      <w:r>
-        <w:br/>
-      </w:r>
-      <w:r>
-        <w:br/>
-      </w:r>
-      <w:r>
-        <w:rPr>
-          <w:rStyle w:val="VerbatimChar"/>
-        </w:rPr>
-        <w:t xml:space="preserve">data:  mass_g by lake</w:t>
-      </w:r>
-      <w:r>
-        <w:br/>
-      </w:r>
-      <w:r>
-        <w:rPr>
-          <w:rStyle w:val="VerbatimChar"/>
-        </w:rPr>
-        <w:t xml:space="preserve">t = 5.1368, df = 9.0578, p-value = 0.0006016</w:t>
-      </w:r>
-      <w:r>
-        <w:br/>
-      </w:r>
-      <w:r>
-        <w:rPr>
-          <w:rStyle w:val="VerbatimChar"/>
-        </w:rPr>
-        <w:t xml:space="preserve">alternative hypothesis: true difference in means between group Island Lake and group NE 12 is not equal to 0</w:t>
-      </w:r>
-      <w:r>
-        <w:br/>
-      </w:r>
-      <w:r>
-        <w:rPr>
-          <w:rStyle w:val="VerbatimChar"/>
-        </w:rPr>
-        <w:t xml:space="preserve">95 percent confidence interval:</w:t>
-      </w:r>
-      <w:r>
-        <w:br/>
-      </w:r>
-      <w:r>
-        <w:rPr>
-          <w:rStyle w:val="VerbatimChar"/>
-        </w:rPr>
-        <w:t xml:space="preserve"> 1473.676 3788.989</w:t>
-      </w:r>
-      <w:r>
-        <w:br/>
-      </w:r>
-      <w:r>
-        <w:rPr>
-          <w:rStyle w:val="VerbatimChar"/>
-        </w:rPr>
-        <w:t xml:space="preserve">sample estimates:</w:t>
-      </w:r>
-      <w:r>
-        <w:br/>
-      </w:r>
-      <w:r>
-        <w:rPr>
-          <w:rStyle w:val="VerbatimChar"/>
-        </w:rPr>
-        <w:t xml:space="preserve">mean in group Island Lake       mean in group NE 12 </w:t>
-      </w:r>
-      <w:r>
-        <w:br/>
-      </w:r>
-      <w:r>
-        <w:rPr>
-          <w:rStyle w:val="VerbatimChar"/>
-        </w:rPr>
-        <w:t xml:space="preserve">                3165.0000                  533.6677 </w:t>
-      </w:r>
-    </w:p>
-    <w:bookmarkEnd w:id="72"/>
-    <w:bookmarkStart w:id="73" w:name="rank-based-tests"/>
-    <w:p>
-      <w:pPr>
-        <w:pStyle w:val="Heading1"/>
-      </w:pPr>
-      <w:r>
-        <w:t xml:space="preserve">Rank-Based Tests</w:t>
-      </w:r>
-    </w:p>
-    <w:p>
-      <w:pPr>
-        <w:pStyle w:val="FirstParagraph"/>
-      </w:pPr>
-      <w:r>
-        <w:t xml:space="preserve">Rank-based tests: no assumptions about distribution (non-parametric)</w:t>
-      </w:r>
-    </w:p>
-    <w:p>
-      <w:pPr>
-        <w:numPr>
-          <w:ilvl w:val="0"/>
-          <w:numId w:val="1036"/>
-        </w:numPr>
-      </w:pPr>
-      <w:r>
-        <w:t xml:space="preserve">Ranks of data: observations assigned ranks, sums (and signs for</w:t>
-      </w:r>
-      <w:r>
-        <w:t xml:space="preserve"> </w:t>
-      </w:r>
-      <w:r>
-        <w:t xml:space="preserve">paired tests) of ranks for groups compared</w:t>
-      </w:r>
-    </w:p>
-    <w:p>
-      <w:pPr>
-        <w:numPr>
-          <w:ilvl w:val="0"/>
-          <w:numId w:val="1036"/>
-        </w:numPr>
-      </w:pPr>
-      <w:r>
-        <w:rPr>
-          <w:b/>
-          <w:bCs/>
-        </w:rPr>
-        <w:t xml:space="preserve">Mann-Whitney U test</w:t>
-      </w:r>
-      <w:r>
-        <w:t xml:space="preserve"> </w:t>
-      </w:r>
-      <w:r>
-        <w:t xml:space="preserve">common alternative to independent samples</w:t>
-      </w:r>
-      <w:r>
-        <w:t xml:space="preserve"> </w:t>
-      </w:r>
-      <w:r>
-        <w:t xml:space="preserve">t-test</w:t>
-      </w:r>
-    </w:p>
-    <w:p>
-      <w:pPr>
-        <w:numPr>
-          <w:ilvl w:val="0"/>
-          <w:numId w:val="1036"/>
-        </w:numPr>
-      </w:pPr>
-      <w:r>
-        <w:rPr>
-          <w:b/>
-          <w:bCs/>
-        </w:rPr>
-        <w:t xml:space="preserve">Wilcoxon signed-rank</w:t>
-      </w:r>
-      <w:r>
-        <w:t xml:space="preserve"> </w:t>
-      </w:r>
-      <w:r>
-        <w:t xml:space="preserve">test is alternative to paired t-test</w:t>
-      </w:r>
-    </w:p>
-    <w:p>
-      <w:pPr>
-        <w:numPr>
-          <w:ilvl w:val="0"/>
-          <w:numId w:val="1036"/>
-        </w:numPr>
-      </w:pPr>
-      <w:r>
-        <w:t xml:space="preserve">Assumptions: similar distributions for groups, equal variance</w:t>
-      </w:r>
-    </w:p>
-    <w:p>
-      <w:pPr>
-        <w:numPr>
-          <w:ilvl w:val="0"/>
-          <w:numId w:val="1036"/>
-        </w:numPr>
-      </w:pPr>
-      <w:r>
-        <w:t xml:space="preserve">Less power than parametric tests</w:t>
-      </w:r>
-    </w:p>
-    <w:p>
-      <w:pPr>
-        <w:numPr>
-          <w:ilvl w:val="0"/>
-          <w:numId w:val="1036"/>
-        </w:numPr>
-      </w:pPr>
-      <w:r>
-        <w:t xml:space="preserve">Best when normality assumption can not be met by transformation</w:t>
-      </w:r>
-      <w:r>
-        <w:t xml:space="preserve"> </w:t>
-      </w:r>
-      <w:r>
-        <w:t xml:space="preserve">(weird distribution) or large outliers</w:t>
-      </w:r>
-    </w:p>
-    <w:bookmarkEnd w:id="73"/>
-    <w:bookmarkStart w:id="74" w:name="mann-whitney-u-test-results"/>
-    <w:p>
-      <w:pPr>
-        <w:pStyle w:val="Heading1"/>
-      </w:pPr>
-      <w:r>
-        <w:t xml:space="preserve">Mann-Whitney U Test Results</w:t>
-      </w:r>
-    </w:p>
-    <w:p>
-      <w:pPr>
-        <w:pStyle w:val="SourceCode"/>
-      </w:pPr>
-      <w:r>
-        <w:rPr>
-          <w:rStyle w:val="VerbatimChar"/>
-        </w:rPr>
-        <w:t xml:space="preserve">[1] "Mann-Whitney U test results mass_g:"</w:t>
-      </w:r>
-    </w:p>
-    <w:p>
-      <w:pPr>
-        <w:pStyle w:val="SourceCode"/>
-      </w:pPr>
-      <w:r>
-        <w:br/>
-      </w:r>
-      <w:r>
-        <w:rPr>
-          <w:rStyle w:val="VerbatimChar"/>
-        </w:rPr>
-        <w:t xml:space="preserve">    Wilcoxon rank sum test with continuity correction</w:t>
-      </w:r>
-      <w:r>
-        <w:br/>
-      </w:r>
-      <w:r>
-        <w:br/>
-      </w:r>
-      <w:r>
-        <w:rPr>
-          <w:rStyle w:val="VerbatimChar"/>
-        </w:rPr>
-        <w:t xml:space="preserve">data:  mass_g by lake</w:t>
-      </w:r>
-      <w:r>
-        <w:br/>
-      </w:r>
-      <w:r>
-        <w:rPr>
-          <w:rStyle w:val="VerbatimChar"/>
-        </w:rPr>
-        <w:t xml:space="preserve">W = 3205.5, p-value = 9.506e-08</w:t>
-      </w:r>
-      <w:r>
-        <w:br/>
-      </w:r>
-      <w:r>
-        <w:rPr>
-          <w:rStyle w:val="VerbatimChar"/>
-        </w:rPr>
-        <w:t xml:space="preserve">alternative hypothesis: true location shift is not equal to 0</w:t>
-      </w:r>
-    </w:p>
-    <w:bookmarkEnd w:id="74"/>
-    <w:bookmarkStart w:id="78" w:name="permutation-tests---concept"/>
-    <w:p>
-      <w:pPr>
-        <w:pStyle w:val="Heading1"/>
-      </w:pPr>
-      <w:r>
-        <w:t xml:space="preserve">Permutation Tests - Concept</w:t>
-      </w:r>
-    </w:p>
-    <w:p>
-      <w:pPr>
-        <w:numPr>
-          <w:ilvl w:val="0"/>
-          <w:numId w:val="1037"/>
-        </w:numPr>
-      </w:pPr>
-      <w:r>
-        <w:t xml:space="preserve">Permutation tests based on resampling: reshuffling of original data</w:t>
-      </w:r>
-    </w:p>
-    <w:p>
-      <w:pPr>
-        <w:numPr>
-          <w:ilvl w:val="0"/>
-          <w:numId w:val="1037"/>
-        </w:numPr>
-      </w:pPr>
-      <w:r>
-        <w:t xml:space="preserve">Resampling allows parameter estimation when distribution unknown,</w:t>
-      </w:r>
-      <w:r>
-        <w:t xml:space="preserve"> </w:t>
-      </w:r>
-      <w:r>
-        <w:t xml:space="preserve">including SEs and CIs of statistics (means, medians)</w:t>
-      </w:r>
-    </w:p>
-    <w:p>
-      <w:pPr>
-        <w:numPr>
-          <w:ilvl w:val="0"/>
-          <w:numId w:val="1037"/>
-        </w:numPr>
-      </w:pPr>
-      <w:r>
-        <w:t xml:space="preserve">Common approach is bootstrap: resample sample with replacement many</w:t>
-      </w:r>
-      <w:r>
-        <w:t xml:space="preserve"> </w:t>
-      </w:r>
-      <w:r>
-        <w:t xml:space="preserve">times, recalculate sample stats</w:t>
-      </w:r>
-    </w:p>
-    <w:p>
-      <w:pPr>
-        <w:numPr>
-          <w:ilvl w:val="0"/>
-          <w:numId w:val="1037"/>
-        </w:numPr>
-      </w:pPr>
-      <w:r>
-        <w:t xml:space="preserve">Use the</w:t>
-      </w:r>
-      <w:r>
-        <w:t xml:space="preserve"> </w:t>
-      </w:r>
-      <w:r>
-        <w:rPr>
-          <w:rStyle w:val="VerbatimChar"/>
-        </w:rPr>
-        <w:t xml:space="preserve">perm</w:t>
-      </w:r>
-      <w:r>
-        <w:t xml:space="preserve"> </w:t>
-      </w:r>
-      <w:r>
-        <w:t xml:space="preserve">package</w:t>
-      </w:r>
-    </w:p>
-    <w:p>
-      <w:pPr>
-        <w:numPr>
-          <w:ilvl w:val="0"/>
-          <w:numId w:val="1037"/>
-        </w:numPr>
-      </w:pPr>
-      <w:r>
-        <w:t xml:space="preserve">Ho: µ</w:t>
-      </w:r>
-      <w:r>
-        <w:rPr>
-          <w:vertAlign w:val="subscript"/>
-        </w:rPr>
-        <w:t xml:space="preserve">A</w:t>
-      </w:r>
-      <w:r>
-        <w:t xml:space="preserve"> </w:t>
-      </w:r>
-      <w:r>
-        <w:t xml:space="preserve">= µ</w:t>
-      </w:r>
-      <w:r>
-        <w:rPr>
-          <w:vertAlign w:val="subscript"/>
-        </w:rPr>
-        <w:t xml:space="preserve">B</w:t>
-      </w:r>
-    </w:p>
-    <w:p>
-      <w:pPr>
-        <w:numPr>
-          <w:ilvl w:val="0"/>
-          <w:numId w:val="1037"/>
-        </w:numPr>
-      </w:pPr>
-      <w:r>
-        <w:t xml:space="preserve">Ha: µ</w:t>
-      </w:r>
-      <w:r>
-        <w:rPr>
-          <w:vertAlign w:val="subscript"/>
-        </w:rPr>
-        <w:t xml:space="preserve">A</w:t>
-      </w:r>
-      <w:r>
-        <w:t xml:space="preserve"> </w:t>
-      </w:r>
-      <w:r>
-        <w:t xml:space="preserve">≠µ</w:t>
-      </w:r>
-      <w:r>
-        <w:rPr>
-          <w:vertAlign w:val="subscript"/>
-        </w:rPr>
-        <w:t xml:space="preserve">B</w:t>
-      </w:r>
-    </w:p>
-    <w:p>
-      <w:pPr>
-        <w:numPr>
-          <w:ilvl w:val="0"/>
-          <w:numId w:val="1037"/>
-        </w:numPr>
-      </w:pPr>
-      <w:r>
-        <w:t xml:space="preserve">Calculates the difference ∆ in means between two groups</w:t>
-      </w:r>
-    </w:p>
-    <w:p>
-      <w:pPr>
-        <w:pStyle w:val="FirstParagraph"/>
-      </w:pPr>
-      <w:r>
-        <w:drawing>
-          <wp:inline>
-            <wp:extent cx="4572000" cy="3657600"/>
-            <wp:effectExtent b="0" l="0" r="0" t="0"/>
-            <wp:docPr descr="" title="" id="76" name="Picture"/>
-            <a:graphic>
-              <a:graphicData uri="http://schemas.openxmlformats.org/drawingml/2006/picture">
-                <pic:pic>
-                  <pic:nvPicPr>
-                    <pic:cNvPr descr="07_01_lecture_powerpoint_files/figure-docx/unnamed-chunk-11-1.png" id="77" name="Picture"/>
-                    <pic:cNvPicPr>
-                      <a:picLocks noChangeArrowheads="1" noChangeAspect="1"/>
-                    </pic:cNvPicPr>
-                  </pic:nvPicPr>
-                  <pic:blipFill>
-                    <a:blip r:embed="rId75"/>
-                    <a:stretch>
-                      <a:fillRect/>
-                    </a:stretch>
-                  </pic:blipFill>
-                  <pic:spPr bwMode="auto">
-                    <a:xfrm>
-                      <a:off x="0" y="0"/>
-                      <a:ext cx="4572000" cy="3657600"/>
-                    </a:xfrm>
-                    <a:prstGeom prst="rect">
-                      <a:avLst/>
-                    </a:prstGeom>
-                    <a:noFill/>
-                    <a:ln w="9525">
-                      <a:noFill/>
-                      <a:headEnd/>
-                      <a:tailEnd/>
-                    </a:ln>
-                  </pic:spPr>
-                </pic:pic>
-              </a:graphicData>
-            </a:graphic>
-          </wp:inline>
-        </w:drawing>
-      </w:r>
-    </w:p>
-    <w:bookmarkEnd w:id="78"/>
-    <w:bookmarkStart w:id="80" w:name="permutation-tests---method"/>
+    <w:bookmarkEnd w:id="79"/>
+    <w:bookmarkStart w:id="81" w:name="permutation-tests---method"/>
     <w:p>
       <w:pPr>
         <w:pStyle w:val="Heading1"/>
@@ -3315,7 +3800,7 @@
           <w:numId w:val="1039"/>
         </w:numPr>
       </w:pPr>
-      <w:hyperlink r:id="rId79">
+      <w:hyperlink r:id="rId80">
         <w:r>
           <w:rPr>
             <w:rStyle w:val="Hyperlink"/>
@@ -3324,8 +3809,8 @@
         </w:r>
       </w:hyperlink>
     </w:p>
-    <w:bookmarkEnd w:id="80"/>
-    <w:bookmarkStart w:id="81" w:name="permutation-test-implementation"/>
+    <w:bookmarkEnd w:id="81"/>
+    <w:bookmarkStart w:id="82" w:name="permutation-test-implementation"/>
     <w:p>
       <w:pPr>
         <w:pStyle w:val="Heading1"/>
@@ -4112,8 +4597,8 @@
         <w:t xml:space="preserve"> 0.000000000 0.001059383 </w:t>
       </w:r>
     </w:p>
-    <w:bookmarkEnd w:id="81"/>
-    <w:bookmarkStart w:id="85" w:name="summary---testing-assumptions"/>
+    <w:bookmarkEnd w:id="82"/>
+    <w:bookmarkStart w:id="86" w:name="summary---testing-assumptions"/>
     <w:p>
       <w:pPr>
         <w:pStyle w:val="Heading1"/>
@@ -4122,7 +4607,7 @@
         <w:t xml:space="preserve">Summary - Testing Assumptions</w:t>
       </w:r>
     </w:p>
-    <w:bookmarkStart w:id="84" w:name="testing-assumptions-of-parametric-tests"/>
+    <w:bookmarkStart w:id="85" w:name="testing-assumptions-of-parametric-tests"/>
     <w:p>
       <w:pPr>
         <w:pStyle w:val="Heading2"/>
@@ -4131,7 +4616,7 @@
         <w:t xml:space="preserve">Testing Assumptions of Parametric Tests</w:t>
       </w:r>
     </w:p>
-    <w:bookmarkStart w:id="82" w:name="key-assumptions"/>
+    <w:bookmarkStart w:id="83" w:name="key-assumptions"/>
     <w:p>
       <w:pPr>
         <w:pStyle w:val="Heading3"/>
@@ -4222,8 +4707,8 @@
         <w:t xml:space="preserve">: No extreme values that can skew results</w:t>
       </w:r>
     </w:p>
-    <w:bookmarkEnd w:id="82"/>
-    <w:bookmarkStart w:id="83" w:name="assessing-assumptions"/>
+    <w:bookmarkEnd w:id="83"/>
+    <w:bookmarkStart w:id="84" w:name="assessing-assumptions"/>
     <w:p>
       <w:pPr>
         <w:pStyle w:val="Heading3"/>
@@ -4256,10 +4741,10 @@
         <w:t xml:space="preserve">Should acknowledge in manuscript</w:t>
       </w:r>
     </w:p>
-    <w:bookmarkEnd w:id="83"/>
     <w:bookmarkEnd w:id="84"/>
     <w:bookmarkEnd w:id="85"/>
-    <w:bookmarkStart w:id="87" w:name="summary---data-transformations"/>
+    <w:bookmarkEnd w:id="86"/>
+    <w:bookmarkStart w:id="88" w:name="summary---data-transformations"/>
     <w:p>
       <w:pPr>
         <w:pStyle w:val="Heading1"/>
@@ -4268,7 +4753,7 @@
         <w:t xml:space="preserve">Summary - Data Transformations</w:t>
       </w:r>
     </w:p>
-    <w:bookmarkStart w:id="86" w:name="data-transformations-1"/>
+    <w:bookmarkStart w:id="87" w:name="data-transformations-1"/>
     <w:p>
       <w:pPr>
         <w:pStyle w:val="Heading2"/>
@@ -4412,27 +4897,18 @@
         <w:t xml:space="preserve">proportions</w:t>
       </w:r>
     </w:p>
-    <w:bookmarkEnd w:id="86"/>
     <w:bookmarkEnd w:id="87"/>
-    <w:bookmarkStart w:id="91" w:name="summary---statistical-test-options"/>
+    <w:bookmarkEnd w:id="88"/>
+    <w:bookmarkStart w:id="91" w:name="summary---parametric-test-options"/>
     <w:p>
       <w:pPr>
         <w:pStyle w:val="Heading1"/>
       </w:pPr>
       <w:r>
-        <w:t xml:space="preserve">Summary - Statistical Test Options</w:t>
-      </w:r>
-    </w:p>
-    <w:bookmarkStart w:id="90" w:name="statistical-test-options"/>
-    <w:p>
-      <w:pPr>
-        <w:pStyle w:val="Heading2"/>
-      </w:pPr>
-      <w:r>
-        <w:t xml:space="preserve">Statistical Test Options</w:t>
-      </w:r>
-    </w:p>
-    <w:bookmarkStart w:id="88" w:name="standard-t-test"/>
+        <w:t xml:space="preserve">Summary - Parametric Test Options</w:t>
+      </w:r>
+    </w:p>
+    <w:bookmarkStart w:id="89" w:name="standard-t-test"/>
     <w:p>
       <w:pPr>
         <w:pStyle w:val="Heading3"/>
@@ -4443,7 +4919,10 @@
     </w:p>
     <w:p>
       <w:pPr>
-        <w:pStyle w:val="FirstParagraph"/>
+        <w:numPr>
+          <w:ilvl w:val="0"/>
+          <w:numId w:val="1044"/>
+        </w:numPr>
       </w:pPr>
       <w:r>
         <w:rPr>
@@ -4452,22 +4931,37 @@
         </w:rPr>
         <w:t xml:space="preserve">Strengths:</w:t>
       </w:r>
-      <w:r>
-        <w:t xml:space="preserve"> </w:t>
-      </w:r>
-      <w:r>
-        <w:t xml:space="preserve">- High statistical power when assumptions are met - Well</w:t>
-      </w:r>
-      <w:r>
-        <w:t xml:space="preserve"> </w:t>
-      </w:r>
-      <w:r>
-        <w:t xml:space="preserve">understood and widely accepted</w:t>
-      </w:r>
-    </w:p>
-    <w:p>
-      <w:pPr>
-        <w:pStyle w:val="BodyText"/>
+    </w:p>
+    <w:p>
+      <w:pPr>
+        <w:pStyle w:val="Compact"/>
+        <w:numPr>
+          <w:ilvl w:val="1"/>
+          <w:numId w:val="1045"/>
+        </w:numPr>
+      </w:pPr>
+      <w:r>
+        <w:t xml:space="preserve">High statistical power when assumptions are met</w:t>
+      </w:r>
+    </w:p>
+    <w:p>
+      <w:pPr>
+        <w:pStyle w:val="Compact"/>
+        <w:numPr>
+          <w:ilvl w:val="1"/>
+          <w:numId w:val="1045"/>
+        </w:numPr>
+      </w:pPr>
+      <w:r>
+        <w:t xml:space="preserve">- Well understood and widely accepted</w:t>
+      </w:r>
+    </w:p>
+    <w:p>
+      <w:pPr>
+        <w:numPr>
+          <w:ilvl w:val="0"/>
+          <w:numId w:val="1044"/>
+        </w:numPr>
       </w:pPr>
       <w:r>
         <w:rPr>
@@ -4476,21 +4970,33 @@
         </w:rPr>
         <w:t xml:space="preserve">Weaknesses:</w:t>
       </w:r>
-      <w:r>
-        <w:t xml:space="preserve"> </w:t>
-      </w:r>
-      <w:r>
-        <w:t xml:space="preserve">- Sensitive to violations of normality, equal variance -</w:t>
-      </w:r>
-      <w:r>
-        <w:t xml:space="preserve"> </w:t>
-      </w:r>
-      <w:r>
-        <w:t xml:space="preserve">Heavily influenced by outliers</w:t>
-      </w:r>
-    </w:p>
-    <w:bookmarkEnd w:id="88"/>
-    <w:bookmarkStart w:id="89" w:name="welchs-t-test"/>
+    </w:p>
+    <w:p>
+      <w:pPr>
+        <w:pStyle w:val="Compact"/>
+        <w:numPr>
+          <w:ilvl w:val="1"/>
+          <w:numId w:val="1046"/>
+        </w:numPr>
+      </w:pPr>
+      <w:r>
+        <w:t xml:space="preserve">- Sensitive to violations of normality, equal variance</w:t>
+      </w:r>
+    </w:p>
+    <w:p>
+      <w:pPr>
+        <w:pStyle w:val="Compact"/>
+        <w:numPr>
+          <w:ilvl w:val="1"/>
+          <w:numId w:val="1046"/>
+        </w:numPr>
+      </w:pPr>
+      <w:r>
+        <w:t xml:space="preserve">- Heavily influenced by outliers</w:t>
+      </w:r>
+    </w:p>
+    <w:bookmarkEnd w:id="89"/>
+    <w:bookmarkStart w:id="90" w:name="welchs-t-test"/>
     <w:p>
       <w:pPr>
         <w:pStyle w:val="Heading3"/>
@@ -4501,7 +5007,11 @@
     </w:p>
     <w:p>
       <w:pPr>
-        <w:pStyle w:val="FirstParagraph"/>
+        <w:pStyle w:val="Compact"/>
+        <w:numPr>
+          <w:ilvl w:val="0"/>
+          <w:numId w:val="1047"/>
+        </w:numPr>
       </w:pPr>
       <w:r>
         <w:rPr>
@@ -4510,22 +5020,50 @@
         </w:rPr>
         <w:t xml:space="preserve">Strengths:</w:t>
       </w:r>
-      <w:r>
-        <w:t xml:space="preserve"> </w:t>
-      </w:r>
-      <w:r>
-        <w:t xml:space="preserve">- Robust to violations of equal variance assumption -</w:t>
-      </w:r>
-      <w:r>
-        <w:t xml:space="preserve"> </w:t>
-      </w:r>
-      <w:r>
-        <w:t xml:space="preserve">Handles unequal sample sizes well - Still parametric (assumes normality)</w:t>
-      </w:r>
-    </w:p>
-    <w:p>
-      <w:pPr>
-        <w:pStyle w:val="BodyText"/>
+    </w:p>
+    <w:p>
+      <w:pPr>
+        <w:pStyle w:val="Compact"/>
+        <w:numPr>
+          <w:ilvl w:val="1"/>
+          <w:numId w:val="1048"/>
+        </w:numPr>
+      </w:pPr>
+      <w:r>
+        <w:t xml:space="preserve">- Robust to violations of equal variance assumption</w:t>
+      </w:r>
+    </w:p>
+    <w:p>
+      <w:pPr>
+        <w:pStyle w:val="Compact"/>
+        <w:numPr>
+          <w:ilvl w:val="1"/>
+          <w:numId w:val="1048"/>
+        </w:numPr>
+      </w:pPr>
+      <w:r>
+        <w:t xml:space="preserve">- Handles unequal sample sizes well</w:t>
+      </w:r>
+    </w:p>
+    <w:p>
+      <w:pPr>
+        <w:pStyle w:val="Compact"/>
+        <w:numPr>
+          <w:ilvl w:val="1"/>
+          <w:numId w:val="1048"/>
+        </w:numPr>
+      </w:pPr>
+      <w:r>
+        <w:t xml:space="preserve">- Still parametric (assumes normality)</w:t>
+      </w:r>
+    </w:p>
+    <w:p>
+      <w:pPr>
+        <w:pStyle w:val="Compact"/>
+        <w:numPr>
+          <w:ilvl w:val="0"/>
+          <w:numId w:val="1047"/>
+        </w:numPr>
       </w:pPr>
       <w:r>
         <w:rPr>
@@ -4534,20 +5072,37 @@
         </w:rPr>
         <w:t xml:space="preserve">Weaknesses:</w:t>
       </w:r>
-      <w:r>
-        <w:t xml:space="preserve"> </w:t>
-      </w:r>
-      <w:r>
-        <w:t xml:space="preserve">- Slightly less powerful than standard t-test when</w:t>
-      </w:r>
-      <w:r>
-        <w:t xml:space="preserve"> </w:t>
-      </w:r>
-      <w:r>
-        <w:t xml:space="preserve">variances are equal - Still assumes normal distribution</w:t>
-      </w:r>
-    </w:p>
-    <w:bookmarkEnd w:id="89"/>
+    </w:p>
+    <w:p>
+      <w:pPr>
+        <w:pStyle w:val="Compact"/>
+        <w:numPr>
+          <w:ilvl w:val="1"/>
+          <w:numId w:val="1049"/>
+        </w:numPr>
+      </w:pPr>
+      <w:r>
+        <w:t xml:space="preserve">- Slightly less powerful than standard t-test when variances</w:t>
+      </w:r>
+      <w:r>
+        <w:t xml:space="preserve"> </w:t>
+      </w:r>
+      <w:r>
+        <w:t xml:space="preserve">are equal</w:t>
+      </w:r>
+    </w:p>
+    <w:p>
+      <w:pPr>
+        <w:pStyle w:val="Compact"/>
+        <w:numPr>
+          <w:ilvl w:val="1"/>
+          <w:numId w:val="1049"/>
+        </w:numPr>
+      </w:pPr>
+      <w:r>
+        <w:t xml:space="preserve">- Still assumes normal distribution</w:t>
+      </w:r>
+    </w:p>
     <w:bookmarkEnd w:id="90"/>
     <w:bookmarkEnd w:id="91"/>
     <w:bookmarkStart w:id="94" w:name="summary---non-parametric-options"/>
@@ -4570,7 +5125,11 @@
     </w:p>
     <w:p>
       <w:pPr>
-        <w:pStyle w:val="FirstParagraph"/>
+        <w:pStyle w:val="Compact"/>
+        <w:numPr>
+          <w:ilvl w:val="0"/>
+          <w:numId w:val="1050"/>
+        </w:numPr>
       </w:pPr>
       <w:r>
         <w:rPr>
@@ -4579,22 +5138,50 @@
         </w:rPr>
         <w:t xml:space="preserve">Strengths:</w:t>
       </w:r>
-      <w:r>
-        <w:t xml:space="preserve"> </w:t>
-      </w:r>
-      <w:r>
-        <w:t xml:space="preserve">- Non-parametric: doesn’t assume normal distribution -</w:t>
-      </w:r>
-      <w:r>
-        <w:t xml:space="preserve"> </w:t>
-      </w:r>
-      <w:r>
-        <w:t xml:space="preserve">Robust against outliers - Works with ordinal data</w:t>
-      </w:r>
-    </w:p>
-    <w:p>
-      <w:pPr>
-        <w:pStyle w:val="BodyText"/>
+    </w:p>
+    <w:p>
+      <w:pPr>
+        <w:pStyle w:val="Compact"/>
+        <w:numPr>
+          <w:ilvl w:val="1"/>
+          <w:numId w:val="1051"/>
+        </w:numPr>
+      </w:pPr>
+      <w:r>
+        <w:t xml:space="preserve">- Non-parametric: doesn’t assume normal distribution</w:t>
+      </w:r>
+    </w:p>
+    <w:p>
+      <w:pPr>
+        <w:pStyle w:val="Compact"/>
+        <w:numPr>
+          <w:ilvl w:val="1"/>
+          <w:numId w:val="1051"/>
+        </w:numPr>
+      </w:pPr>
+      <w:r>
+        <w:t xml:space="preserve">- Robust against outliers</w:t>
+      </w:r>
+    </w:p>
+    <w:p>
+      <w:pPr>
+        <w:pStyle w:val="Compact"/>
+        <w:numPr>
+          <w:ilvl w:val="1"/>
+          <w:numId w:val="1051"/>
+        </w:numPr>
+      </w:pPr>
+      <w:r>
+        <w:t xml:space="preserve">- Works with ordinal data</w:t>
+      </w:r>
+    </w:p>
+    <w:p>
+      <w:pPr>
+        <w:pStyle w:val="Compact"/>
+        <w:numPr>
+          <w:ilvl w:val="0"/>
+          <w:numId w:val="1050"/>
+        </w:numPr>
       </w:pPr>
       <w:r>
         <w:rPr>
@@ -4603,23 +5190,47 @@
         </w:rPr>
         <w:t xml:space="preserve">Weaknesses:</w:t>
       </w:r>
-      <w:r>
-        <w:t xml:space="preserve"> </w:t>
-      </w:r>
-      <w:r>
-        <w:t xml:space="preserve">- Less statistical power than parametric tests - Still</w:t>
-      </w:r>
-      <w:r>
-        <w:t xml:space="preserve"> </w:t>
-      </w:r>
-      <w:r>
-        <w:t xml:space="preserve">assumes similar distributions and approximate equal variance - Tests</w:t>
-      </w:r>
-      <w:r>
-        <w:t xml:space="preserve"> </w:t>
-      </w:r>
-      <w:r>
-        <w:t xml:space="preserve">median differences rather than mean differences</w:t>
+    </w:p>
+    <w:p>
+      <w:pPr>
+        <w:pStyle w:val="Compact"/>
+        <w:numPr>
+          <w:ilvl w:val="1"/>
+          <w:numId w:val="1052"/>
+        </w:numPr>
+      </w:pPr>
+      <w:r>
+        <w:t xml:space="preserve">- Less statistical power than parametric tests</w:t>
+      </w:r>
+    </w:p>
+    <w:p>
+      <w:pPr>
+        <w:pStyle w:val="Compact"/>
+        <w:numPr>
+          <w:ilvl w:val="1"/>
+          <w:numId w:val="1052"/>
+        </w:numPr>
+      </w:pPr>
+      <w:r>
+        <w:t xml:space="preserve">- Still assumes similar distributions and approximate equal</w:t>
+      </w:r>
+      <w:r>
+        <w:t xml:space="preserve"> </w:t>
+      </w:r>
+      <w:r>
+        <w:t xml:space="preserve">variance</w:t>
+      </w:r>
+    </w:p>
+    <w:p>
+      <w:pPr>
+        <w:pStyle w:val="Compact"/>
+        <w:numPr>
+          <w:ilvl w:val="1"/>
+          <w:numId w:val="1052"/>
+        </w:numPr>
+      </w:pPr>
+      <w:r>
+        <w:t xml:space="preserve">- Tests median differences rather than mean differences</w:t>
       </w:r>
     </w:p>
     <w:bookmarkEnd w:id="92"/>
@@ -4634,7 +5245,11 @@
     </w:p>
     <w:p>
       <w:pPr>
-        <w:pStyle w:val="FirstParagraph"/>
+        <w:pStyle w:val="Compact"/>
+        <w:numPr>
+          <w:ilvl w:val="0"/>
+          <w:numId w:val="1053"/>
+        </w:numPr>
       </w:pPr>
       <w:r>
         <w:rPr>
@@ -4643,28 +5258,62 @@
         </w:rPr>
         <w:t xml:space="preserve">Strengths:</w:t>
       </w:r>
-      <w:r>
-        <w:t xml:space="preserve"> </w:t>
-      </w:r>
-      <w:r>
-        <w:t xml:space="preserve">- Distribution-free: doesn’t assume a specific</w:t>
-      </w:r>
-      <w:r>
-        <w:t xml:space="preserve"> </w:t>
-      </w:r>
-      <w:r>
-        <w:t xml:space="preserve">distribution - Can be applied to many types of test statistics - Handles</w:t>
-      </w:r>
-      <w:r>
-        <w:t xml:space="preserve"> </w:t>
-      </w:r>
-      <w:r>
-        <w:t xml:space="preserve">small sample sizes well - Directly estimates p-values through resampling</w:t>
-      </w:r>
-    </w:p>
-    <w:p>
-      <w:pPr>
-        <w:pStyle w:val="BodyText"/>
+    </w:p>
+    <w:p>
+      <w:pPr>
+        <w:pStyle w:val="Compact"/>
+        <w:numPr>
+          <w:ilvl w:val="1"/>
+          <w:numId w:val="1054"/>
+        </w:numPr>
+      </w:pPr>
+      <w:r>
+        <w:t xml:space="preserve">- Distribution-free: doesn’t assume a specific distribution</w:t>
+      </w:r>
+    </w:p>
+    <w:p>
+      <w:pPr>
+        <w:pStyle w:val="Compact"/>
+        <w:numPr>
+          <w:ilvl w:val="1"/>
+          <w:numId w:val="1054"/>
+        </w:numPr>
+      </w:pPr>
+      <w:r>
+        <w:t xml:space="preserve">- Can be applied to many types of test statistics</w:t>
+      </w:r>
+    </w:p>
+    <w:p>
+      <w:pPr>
+        <w:pStyle w:val="Compact"/>
+        <w:numPr>
+          <w:ilvl w:val="1"/>
+          <w:numId w:val="1054"/>
+        </w:numPr>
+      </w:pPr>
+      <w:r>
+        <w:t xml:space="preserve">- Handles small sample sizes well</w:t>
+      </w:r>
+    </w:p>
+    <w:p>
+      <w:pPr>
+        <w:pStyle w:val="Compact"/>
+        <w:numPr>
+          <w:ilvl w:val="1"/>
+          <w:numId w:val="1054"/>
+        </w:numPr>
+      </w:pPr>
+      <w:r>
+        <w:t xml:space="preserve">- Directly estimates p-values through resampling</w:t>
+      </w:r>
+    </w:p>
+    <w:p>
+      <w:pPr>
+        <w:pStyle w:val="Compact"/>
+        <w:numPr>
+          <w:ilvl w:val="0"/>
+          <w:numId w:val="1053"/>
+        </w:numPr>
       </w:pPr>
       <w:r>
         <w:rPr>
@@ -4673,23 +5322,41 @@
         </w:rPr>
         <w:t xml:space="preserve">Weaknesses:</w:t>
       </w:r>
-      <w:r>
-        <w:t xml:space="preserve"> </w:t>
-      </w:r>
-      <w:r>
-        <w:t xml:space="preserve">- Computationally intensive - Assumes exchangeability</w:t>
-      </w:r>
-      <w:r>
-        <w:t xml:space="preserve"> </w:t>
-      </w:r>
-      <w:r>
-        <w:t xml:space="preserve">under the null hypothesis - Requires similar distributions and equal</w:t>
-      </w:r>
-      <w:r>
-        <w:t xml:space="preserve"> </w:t>
-      </w:r>
-      <w:r>
-        <w:t xml:space="preserve">variance</w:t>
+    </w:p>
+    <w:p>
+      <w:pPr>
+        <w:pStyle w:val="Compact"/>
+        <w:numPr>
+          <w:ilvl w:val="1"/>
+          <w:numId w:val="1055"/>
+        </w:numPr>
+      </w:pPr>
+      <w:r>
+        <w:t xml:space="preserve">- Computationally intensive</w:t>
+      </w:r>
+    </w:p>
+    <w:p>
+      <w:pPr>
+        <w:pStyle w:val="Compact"/>
+        <w:numPr>
+          <w:ilvl w:val="1"/>
+          <w:numId w:val="1055"/>
+        </w:numPr>
+      </w:pPr>
+      <w:r>
+        <w:t xml:space="preserve">- Assumes exchangeability under the null hypothesis</w:t>
+      </w:r>
+    </w:p>
+    <w:p>
+      <w:pPr>
+        <w:pStyle w:val="Compact"/>
+        <w:numPr>
+          <w:ilvl w:val="1"/>
+          <w:numId w:val="1055"/>
+        </w:numPr>
+      </w:pPr>
+      <w:r>
+        <w:t xml:space="preserve">- Requires similar distributions and equal variance</w:t>
       </w:r>
     </w:p>
     <w:bookmarkEnd w:id="93"/>
@@ -5068,6 +5735,42 @@
     <w:abstractNumId w:val="991"/>
   </w:num>
   <w:num w:numId="1043">
+    <w:abstractNumId w:val="991"/>
+  </w:num>
+  <w:num w:numId="1044">
+    <w:abstractNumId w:val="991"/>
+  </w:num>
+  <w:num w:numId="1045">
+    <w:abstractNumId w:val="991"/>
+  </w:num>
+  <w:num w:numId="1046">
+    <w:abstractNumId w:val="991"/>
+  </w:num>
+  <w:num w:numId="1047">
+    <w:abstractNumId w:val="991"/>
+  </w:num>
+  <w:num w:numId="1048">
+    <w:abstractNumId w:val="991"/>
+  </w:num>
+  <w:num w:numId="1049">
+    <w:abstractNumId w:val="991"/>
+  </w:num>
+  <w:num w:numId="1050">
+    <w:abstractNumId w:val="991"/>
+  </w:num>
+  <w:num w:numId="1051">
+    <w:abstractNumId w:val="991"/>
+  </w:num>
+  <w:num w:numId="1052">
+    <w:abstractNumId w:val="991"/>
+  </w:num>
+  <w:num w:numId="1053">
+    <w:abstractNumId w:val="991"/>
+  </w:num>
+  <w:num w:numId="1054">
+    <w:abstractNumId w:val="991"/>
+  </w:num>
+  <w:num w:numId="1055">
     <w:abstractNumId w:val="991"/>
   </w:num>
 </w:numbering>
